--- a/03-Communication-and-Teamwork/Meetings/Minutes/Mentor-Client-Meetings/Meeting Minutes 2025-09-04 (Client).docx
+++ b/03-Communication-and-Teamwork/Meetings/Minutes/Mentor-Client-Meetings/Meeting Minutes 2025-09-04 (Client).docx
@@ -2360,162 +2360,6 @@
           </w:p>
         </w:tc>
       </w:tr>
-      <w:tr>
-        <w:tc>
-          <w:tcPr>
-            <w:tcW w:w="540" w:type="dxa"/>
-            <w:vAlign w:val="center"/>
-          </w:tcPr>
-          <w:p>
-            <w:pPr>
-              <w:numPr>
-                <w:ilvl w:val="0"/>
-                <w:numId w:val="21"/>
-              </w:numPr>
-              <w:ind w:left="342"/>
-              <w:rPr>
-                <w:rFonts w:ascii="Calibri" w:hAnsi="Calibri" w:cs="Calibri"/>
-              </w:rPr>
-            </w:pPr>
-          </w:p>
-        </w:tc>
-        <w:tc>
-          <w:tcPr>
-            <w:tcW w:w="9450" w:type="dxa"/>
-            <w:vAlign w:val="center"/>
-          </w:tcPr>
-          <w:p>
-            <w:pPr>
-              <w:rPr>
-                <w:rFonts w:ascii="Calibri" w:hAnsi="Calibri" w:cs="Calibri"/>
-              </w:rPr>
-            </w:pPr>
-          </w:p>
-        </w:tc>
-      </w:tr>
-      <w:tr>
-        <w:tc>
-          <w:tcPr>
-            <w:tcW w:w="540" w:type="dxa"/>
-            <w:vAlign w:val="center"/>
-          </w:tcPr>
-          <w:p>
-            <w:pPr>
-              <w:numPr>
-                <w:ilvl w:val="0"/>
-                <w:numId w:val="21"/>
-              </w:numPr>
-              <w:ind w:left="342"/>
-              <w:rPr>
-                <w:rFonts w:ascii="Calibri" w:hAnsi="Calibri" w:cs="Calibri"/>
-              </w:rPr>
-            </w:pPr>
-          </w:p>
-        </w:tc>
-        <w:tc>
-          <w:tcPr>
-            <w:tcW w:w="9450" w:type="dxa"/>
-            <w:vAlign w:val="center"/>
-          </w:tcPr>
-          <w:p>
-            <w:pPr>
-              <w:rPr>
-                <w:rFonts w:ascii="Calibri" w:hAnsi="Calibri" w:cs="Calibri"/>
-              </w:rPr>
-            </w:pPr>
-          </w:p>
-        </w:tc>
-      </w:tr>
-      <w:tr>
-        <w:trPr>
-          <w:gridAfter w:val="1"/>
-          <w:wAfter w:w="9450" w:type="dxa"/>
-        </w:trPr>
-        <w:tc>
-          <w:tcPr>
-            <w:tcW w:w="540" w:type="dxa"/>
-            <w:vAlign w:val="center"/>
-          </w:tcPr>
-          <w:p>
-            <w:pPr>
-              <w:numPr>
-                <w:ilvl w:val="0"/>
-                <w:numId w:val="21"/>
-              </w:numPr>
-              <w:ind w:left="342"/>
-              <w:rPr>
-                <w:rFonts w:ascii="Calibri" w:hAnsi="Calibri" w:cs="Calibri"/>
-              </w:rPr>
-            </w:pPr>
-          </w:p>
-        </w:tc>
-      </w:tr>
-      <w:tr>
-        <w:tc>
-          <w:tcPr>
-            <w:tcW w:w="540" w:type="dxa"/>
-            <w:vAlign w:val="center"/>
-          </w:tcPr>
-          <w:p>
-            <w:pPr>
-              <w:numPr>
-                <w:ilvl w:val="0"/>
-                <w:numId w:val="21"/>
-              </w:numPr>
-              <w:ind w:left="342"/>
-              <w:rPr>
-                <w:rFonts w:ascii="Calibri" w:hAnsi="Calibri" w:cs="Calibri"/>
-              </w:rPr>
-            </w:pPr>
-          </w:p>
-        </w:tc>
-        <w:tc>
-          <w:tcPr>
-            <w:tcW w:w="9450" w:type="dxa"/>
-            <w:vAlign w:val="center"/>
-          </w:tcPr>
-          <w:p>
-            <w:pPr>
-              <w:rPr>
-                <w:rFonts w:ascii="Calibri" w:hAnsi="Calibri" w:cs="Calibri"/>
-              </w:rPr>
-            </w:pPr>
-          </w:p>
-        </w:tc>
-      </w:tr>
-      <w:tr>
-        <w:tc>
-          <w:tcPr>
-            <w:tcW w:w="540" w:type="dxa"/>
-            <w:vAlign w:val="center"/>
-          </w:tcPr>
-          <w:p>
-            <w:pPr>
-              <w:numPr>
-                <w:ilvl w:val="0"/>
-                <w:numId w:val="21"/>
-              </w:numPr>
-              <w:ind w:left="342"/>
-              <w:rPr>
-                <w:rFonts w:ascii="Calibri" w:hAnsi="Calibri" w:cs="Calibri"/>
-              </w:rPr>
-            </w:pPr>
-          </w:p>
-        </w:tc>
-        <w:tc>
-          <w:tcPr>
-            <w:tcW w:w="9450" w:type="dxa"/>
-            <w:vAlign w:val="center"/>
-          </w:tcPr>
-          <w:p>
-            <w:pPr>
-              <w:rPr>
-                <w:rFonts w:ascii="Calibri" w:hAnsi="Calibri" w:cs="Calibri"/>
-              </w:rPr>
-            </w:pPr>
-          </w:p>
-        </w:tc>
-      </w:tr>
     </w:tbl>
     <w:p>
       <w:pPr>
@@ -2593,6 +2437,7 @@
                 <w:rFonts w:ascii="Calibri" w:hAnsi="Calibri" w:cs="Calibri"/>
                 <w:b/>
               </w:rPr>
+              <w:lastRenderedPageBreak/>
               <w:t>#</w:t>
             </w:r>
           </w:p>
@@ -6083,7 +5928,7 @@
     <w:rPrDefault>
       <w:rPr>
         <w:rFonts w:ascii="Times New Roman" w:eastAsia="Times New Roman" w:hAnsi="Times New Roman" w:cs="Times New Roman"/>
-        <w:lang w:val="en-US" w:eastAsia="en-US" w:bidi="ar-SA"/>
+        <w:lang w:val="en-NZ" w:eastAsia="en-NZ" w:bidi="my-MM"/>
       </w:rPr>
     </w:rPrDefault>
     <w:pPrDefault/>
@@ -6376,7 +6221,6 @@
     <w:rPr>
       <w:sz w:val="24"/>
       <w:szCs w:val="24"/>
-      <w:lang w:val="en-NZ" w:eastAsia="en-NZ" w:bidi="my-MM"/>
     </w:rPr>
   </w:style>
   <w:style w:type="character" w:default="1" w:styleId="DefaultParagraphFont">

--- a/03-Communication-and-Teamwork/Meetings/Minutes/Mentor-Client-Meetings/Meeting Minutes 2025-09-04 (Client).docx
+++ b/03-Communication-and-Teamwork/Meetings/Minutes/Mentor-Client-Meetings/Meeting Minutes 2025-09-04 (Client).docx
@@ -4,13 +4,6 @@
   <w:body>
     <w:p>
       <w:pPr>
-        <w:rPr>
-          <w:rFonts w:ascii="Calibri" w:hAnsi="Calibri" w:cs="Calibri"/>
-        </w:rPr>
-      </w:pPr>
-    </w:p>
-    <w:p>
-      <w:pPr>
         <w:jc w:val="center"/>
         <w:rPr>
           <w:rFonts w:ascii="Calibri" w:hAnsi="Calibri" w:cs="Calibri"/>
@@ -22,7 +15,7 @@
           <w:rFonts w:ascii="Calibri" w:hAnsi="Calibri" w:cs="Calibri"/>
           <w:b/>
         </w:rPr>
-        <w:t>Team Meeting</w:t>
+        <w:t>Client/Mentor Meeting</w:t>
       </w:r>
     </w:p>
     <w:p>
@@ -70,14 +63,14 @@
                 <w:rFonts w:ascii="Calibri" w:hAnsi="Calibri" w:cs="Calibri"/>
                 <w:b/>
               </w:rPr>
-              <w:t>Client/</w:t>
-            </w:r>
-            <w:r>
-              <w:rPr>
-                <w:rFonts w:ascii="Calibri" w:hAnsi="Calibri" w:cs="Calibri"/>
-                <w:b/>
-              </w:rPr>
-              <w:t>Project:</w:t>
+              <w:t>Client</w:t>
+            </w:r>
+            <w:r>
+              <w:rPr>
+                <w:rFonts w:ascii="Calibri" w:hAnsi="Calibri" w:cs="Calibri"/>
+                <w:b/>
+              </w:rPr>
+              <w:t>:</w:t>
             </w:r>
           </w:p>
         </w:tc>
@@ -90,50 +83,20 @@
           </w:tcPr>
           <w:p>
             <w:pPr>
-              <w:jc w:val="center"/>
-              <w:rPr>
+              <w:rPr>
+                <w:rFonts w:ascii="Calibri" w:hAnsi="Calibri" w:cs="Calibri"/>
                 <w:b/>
                 <w:bCs/>
                 <w:color w:val="000000"/>
-                <w:sz w:val="40"/>
-                <w:szCs w:val="40"/>
-              </w:rPr>
-            </w:pPr>
-            <w:r>
-              <w:rPr>
-                <w:rFonts w:ascii="Calibri" w:hAnsi="Calibri" w:cs="Calibri"/>
-                <w:b/>
-              </w:rPr>
-              <w:t xml:space="preserve">Raymond Lutui </w:t>
-            </w:r>
-            <w:r>
-              <w:rPr>
-                <w:rFonts w:ascii="Aptos" w:hAnsi="Aptos" w:cs="Calibri"/>
-                <w:b/>
-                <w:sz w:val="14"/>
-                <w:szCs w:val="14"/>
-              </w:rPr>
-              <w:t xml:space="preserve">- </w:t>
-            </w:r>
-            <w:r>
-              <w:rPr>
-                <w:rFonts w:ascii="Aptos" w:hAnsi="Aptos"/>
-                <w:b/>
-                <w:bCs/>
-                <w:color w:val="000000"/>
-                <w:sz w:val="22"/>
-                <w:szCs w:val="22"/>
-              </w:rPr>
-              <w:t>Network Performance Evaluation on Linux Based Operating Systems</w:t>
-            </w:r>
-          </w:p>
-          <w:p>
-            <w:pPr>
-              <w:rPr>
-                <w:rFonts w:ascii="Calibri" w:hAnsi="Calibri" w:cs="Calibri"/>
-                <w:b/>
-              </w:rPr>
-            </w:pPr>
+              </w:rPr>
+            </w:pPr>
+            <w:r>
+              <w:rPr>
+                <w:rFonts w:ascii="Calibri" w:hAnsi="Calibri" w:cs="Calibri"/>
+                <w:b/>
+              </w:rPr>
+              <w:t>Raymond Lutui</w:t>
+            </w:r>
           </w:p>
         </w:tc>
       </w:tr>
@@ -156,23 +119,8 @@
                 <w:rFonts w:ascii="Calibri" w:hAnsi="Calibri" w:cs="Calibri"/>
                 <w:b/>
               </w:rPr>
-              <w:t>Purpose</w:t>
-            </w:r>
-            <w:r>
-              <w:rPr>
-                <w:rFonts w:ascii="Calibri" w:hAnsi="Calibri" w:cs="Calibri"/>
-                <w:b/>
-              </w:rPr>
-              <w:t>:</w:t>
-            </w:r>
-          </w:p>
-          <w:p>
-            <w:pPr>
-              <w:rPr>
-                <w:rFonts w:ascii="Calibri" w:hAnsi="Calibri" w:cs="Calibri"/>
-                <w:b/>
-              </w:rPr>
-            </w:pPr>
+              <w:t>Project:</w:t>
+            </w:r>
           </w:p>
         </w:tc>
         <w:tc>
@@ -187,32 +135,16 @@
               <w:rPr>
                 <w:rFonts w:ascii="Calibri" w:hAnsi="Calibri" w:cs="Calibri"/>
                 <w:b/>
+              </w:rPr>
+            </w:pPr>
+            <w:r>
+              <w:rPr>
+                <w:rFonts w:ascii="Calibri" w:hAnsi="Calibri" w:cs="Calibri"/>
+                <w:b/>
                 <w:bCs/>
-              </w:rPr>
-            </w:pPr>
-            <w:r>
-              <w:rPr>
-                <w:rFonts w:ascii="Calibri" w:hAnsi="Calibri" w:cs="Calibri"/>
-                <w:b/>
-                <w:bCs/>
-              </w:rPr>
-              <w:t>Discuss</w:t>
-            </w:r>
-            <w:r>
-              <w:rPr>
-                <w:rFonts w:ascii="Calibri" w:hAnsi="Calibri" w:cs="Calibri"/>
-                <w:b/>
-                <w:bCs/>
-              </w:rPr>
-              <w:t xml:space="preserve"> </w:t>
-            </w:r>
-            <w:r>
-              <w:rPr>
-                <w:rFonts w:ascii="Calibri" w:hAnsi="Calibri" w:cs="Calibri"/>
-                <w:b/>
-                <w:bCs/>
-              </w:rPr>
-              <w:t xml:space="preserve">of Kali runs and Poster Requirements </w:t>
+                <w:color w:val="000000"/>
+              </w:rPr>
+              <w:t>Network Performance Evaluation on Linux Based Operating Systems</w:t>
             </w:r>
           </w:p>
         </w:tc>
@@ -221,55 +153,110 @@
         <w:tc>
           <w:tcPr>
             <w:tcW w:w="2952" w:type="dxa"/>
-            <w:vAlign w:val="center"/>
-          </w:tcPr>
-          <w:p>
-            <w:pPr>
-              <w:rPr>
-                <w:rFonts w:ascii="Calibri" w:hAnsi="Calibri" w:cs="Calibri"/>
-                <w:b/>
-              </w:rPr>
-            </w:pPr>
-            <w:r>
-              <w:rPr>
-                <w:rFonts w:ascii="Calibri" w:hAnsi="Calibri" w:cs="Calibri"/>
-                <w:b/>
-              </w:rPr>
-              <w:t>Meeting called by:</w:t>
-            </w:r>
-          </w:p>
-          <w:p>
-            <w:pPr>
-              <w:rPr>
-                <w:rFonts w:ascii="Calibri" w:hAnsi="Calibri" w:cs="Calibri"/>
-                <w:b/>
-              </w:rPr>
-            </w:pPr>
+            <w:shd w:val="clear" w:color="auto" w:fill="D9D9D9"/>
+            <w:vAlign w:val="center"/>
+          </w:tcPr>
+          <w:p>
+            <w:pPr>
+              <w:rPr>
+                <w:rFonts w:ascii="Calibri" w:hAnsi="Calibri" w:cs="Calibri"/>
+                <w:b/>
+              </w:rPr>
+            </w:pPr>
+            <w:r>
+              <w:rPr>
+                <w:rFonts w:ascii="Calibri" w:hAnsi="Calibri" w:cs="Calibri"/>
+                <w:b/>
+              </w:rPr>
+              <w:t>Purpose</w:t>
+            </w:r>
+            <w:r>
+              <w:rPr>
+                <w:rFonts w:ascii="Calibri" w:hAnsi="Calibri" w:cs="Calibri"/>
+                <w:b/>
+              </w:rPr>
+              <w:t>:</w:t>
+            </w:r>
           </w:p>
         </w:tc>
         <w:tc>
           <w:tcPr>
             <w:tcW w:w="7038" w:type="dxa"/>
             <w:gridSpan w:val="2"/>
-            <w:vAlign w:val="center"/>
-          </w:tcPr>
-          <w:p>
-            <w:pPr>
-              <w:rPr>
-                <w:rFonts w:ascii="Calibri" w:hAnsi="Calibri" w:cs="Calibri"/>
-              </w:rPr>
-            </w:pPr>
-            <w:r>
-              <w:rPr>
-                <w:rFonts w:ascii="Calibri" w:hAnsi="Calibri" w:cs="Calibri"/>
-              </w:rPr>
-              <w:t>Thomas</w:t>
-            </w:r>
-            <w:r>
-              <w:rPr>
-                <w:rFonts w:ascii="Calibri" w:hAnsi="Calibri" w:cs="Calibri"/>
-              </w:rPr>
-              <w:t xml:space="preserve"> Robinson</w:t>
+            <w:shd w:val="clear" w:color="auto" w:fill="D9D9D9"/>
+            <w:vAlign w:val="center"/>
+          </w:tcPr>
+          <w:p>
+            <w:pPr>
+              <w:rPr>
+                <w:rFonts w:ascii="Calibri" w:hAnsi="Calibri" w:cs="Calibri"/>
+                <w:b/>
+                <w:bCs/>
+              </w:rPr>
+            </w:pPr>
+            <w:r>
+              <w:rPr>
+                <w:rFonts w:ascii="Calibri" w:hAnsi="Calibri" w:cs="Calibri"/>
+                <w:b/>
+                <w:bCs/>
+              </w:rPr>
+              <w:t>Discuss</w:t>
+            </w:r>
+            <w:r>
+              <w:rPr>
+                <w:rFonts w:ascii="Calibri" w:hAnsi="Calibri" w:cs="Calibri"/>
+                <w:b/>
+                <w:bCs/>
+              </w:rPr>
+              <w:t>ion</w:t>
+            </w:r>
+            <w:r>
+              <w:rPr>
+                <w:rFonts w:ascii="Calibri" w:hAnsi="Calibri" w:cs="Calibri"/>
+                <w:b/>
+                <w:bCs/>
+              </w:rPr>
+              <w:t xml:space="preserve"> </w:t>
+            </w:r>
+            <w:r>
+              <w:rPr>
+                <w:rFonts w:ascii="Calibri" w:hAnsi="Calibri" w:cs="Calibri"/>
+                <w:b/>
+                <w:bCs/>
+              </w:rPr>
+              <w:t xml:space="preserve">of Kali runs and </w:t>
+            </w:r>
+            <w:r>
+              <w:rPr>
+                <w:rFonts w:ascii="Calibri" w:hAnsi="Calibri" w:cs="Calibri"/>
+                <w:b/>
+                <w:bCs/>
+              </w:rPr>
+              <w:t>p</w:t>
+            </w:r>
+            <w:r>
+              <w:rPr>
+                <w:rFonts w:ascii="Calibri" w:hAnsi="Calibri" w:cs="Calibri"/>
+                <w:b/>
+                <w:bCs/>
+              </w:rPr>
+              <w:t xml:space="preserve">oster </w:t>
+            </w:r>
+            <w:r>
+              <w:rPr>
+                <w:rFonts w:ascii="Calibri" w:hAnsi="Calibri" w:cs="Calibri"/>
+                <w:b/>
+                <w:bCs/>
+              </w:rPr>
+              <w:t>r</w:t>
+            </w:r>
+            <w:r>
+              <w:rPr>
+                <w:rFonts w:ascii="Calibri" w:hAnsi="Calibri" w:cs="Calibri"/>
+                <w:b/>
+                <w:bCs/>
+              </w:rPr>
+              <w:t xml:space="preserve">equirements </w:t>
             </w:r>
           </w:p>
         </w:tc>
@@ -285,156 +272,41 @@
               <w:rPr>
                 <w:rFonts w:ascii="Calibri" w:hAnsi="Calibri" w:cs="Calibri"/>
                 <w:b/>
-                <w:bCs/>
-              </w:rPr>
-            </w:pPr>
-            <w:r>
-              <w:rPr>
-                <w:rFonts w:ascii="Calibri" w:hAnsi="Calibri" w:cs="Calibri"/>
-                <w:b/>
-                <w:bCs/>
-              </w:rPr>
-              <w:t>Location:</w:t>
-            </w:r>
-            <w:r>
-              <w:rPr>
-                <w:rFonts w:ascii="Calibri" w:hAnsi="Calibri" w:cs="Calibri"/>
-                <w:b/>
-                <w:bCs/>
-              </w:rPr>
-              <w:t xml:space="preserve"> </w:t>
-            </w:r>
-            <w:r>
-              <w:rPr>
-                <w:rFonts w:ascii="Calibri" w:hAnsi="Calibri" w:cs="Calibri"/>
-                <w:b/>
-                <w:bCs/>
-              </w:rPr>
-              <w:t xml:space="preserve"> WZ1101</w:t>
-            </w:r>
-          </w:p>
-          <w:p>
-            <w:pPr>
-              <w:rPr>
-                <w:rFonts w:ascii="Calibri" w:hAnsi="Calibri" w:cs="Calibri"/>
-                <w:b/>
-              </w:rPr>
-            </w:pPr>
-          </w:p>
-        </w:tc>
-        <w:tc>
-          <w:tcPr>
-            <w:tcW w:w="2952" w:type="dxa"/>
-            <w:vAlign w:val="center"/>
-          </w:tcPr>
-          <w:p>
-            <w:pPr>
-              <w:rPr>
-                <w:rFonts w:ascii="Calibri" w:hAnsi="Calibri" w:cs="Calibri"/>
-                <w:b/>
-                <w:bCs/>
-              </w:rPr>
-            </w:pPr>
-            <w:r>
-              <w:rPr>
-                <w:rFonts w:ascii="Calibri" w:hAnsi="Calibri" w:cs="Calibri"/>
-                <w:b/>
-                <w:bCs/>
-              </w:rPr>
-              <w:t>Date:</w:t>
-            </w:r>
-            <w:r>
-              <w:rPr>
-                <w:rFonts w:ascii="Calibri" w:hAnsi="Calibri" w:cs="Calibri"/>
-                <w:b/>
-                <w:bCs/>
-              </w:rPr>
-              <w:t xml:space="preserve"> </w:t>
-            </w:r>
-            <w:r>
-              <w:rPr>
-                <w:rFonts w:ascii="Calibri" w:hAnsi="Calibri" w:cs="Calibri"/>
-                <w:b/>
-                <w:bCs/>
-              </w:rPr>
-              <w:t>04</w:t>
-            </w:r>
-            <w:r>
-              <w:rPr>
-                <w:rFonts w:ascii="Calibri" w:hAnsi="Calibri" w:cs="Calibri"/>
-                <w:b/>
-                <w:bCs/>
-              </w:rPr>
-              <w:t>/0</w:t>
-            </w:r>
-            <w:r>
-              <w:rPr>
-                <w:rFonts w:ascii="Calibri" w:hAnsi="Calibri" w:cs="Calibri"/>
-                <w:b/>
-                <w:bCs/>
-              </w:rPr>
-              <w:t>9</w:t>
-            </w:r>
-            <w:r>
-              <w:rPr>
-                <w:rFonts w:ascii="Calibri" w:hAnsi="Calibri" w:cs="Calibri"/>
-                <w:b/>
-                <w:bCs/>
-              </w:rPr>
-              <w:t>/25</w:t>
-            </w:r>
-          </w:p>
-        </w:tc>
-        <w:tc>
-          <w:tcPr>
-            <w:tcW w:w="4086" w:type="dxa"/>
-            <w:vAlign w:val="center"/>
-          </w:tcPr>
-          <w:p>
-            <w:pPr>
-              <w:rPr>
-                <w:rFonts w:ascii="Calibri" w:hAnsi="Calibri" w:cs="Calibri"/>
-              </w:rPr>
-            </w:pPr>
-            <w:r>
-              <w:rPr>
-                <w:rFonts w:ascii="Calibri" w:hAnsi="Calibri" w:cs="Calibri"/>
-                <w:b/>
-                <w:bCs/>
-              </w:rPr>
-              <w:t>Time:</w:t>
-            </w:r>
-            <w:r>
-              <w:rPr>
-                <w:rFonts w:ascii="Calibri" w:hAnsi="Calibri" w:cs="Calibri"/>
-              </w:rPr>
-              <w:t xml:space="preserve"> </w:t>
-            </w:r>
-            <w:r>
-              <w:rPr>
-                <w:rFonts w:ascii="Calibri" w:hAnsi="Calibri" w:cs="Calibri"/>
-              </w:rPr>
-              <w:t xml:space="preserve">1:00pm – </w:t>
-            </w:r>
-            <w:r>
-              <w:rPr>
-                <w:rFonts w:ascii="Calibri" w:hAnsi="Calibri" w:cs="Calibri"/>
-              </w:rPr>
-              <w:t xml:space="preserve">2 </w:t>
-            </w:r>
-            <w:r>
-              <w:rPr>
-                <w:rFonts w:ascii="Calibri" w:hAnsi="Calibri" w:cs="Calibri"/>
-              </w:rPr>
-              <w:t>pm</w:t>
-            </w:r>
-          </w:p>
-          <w:p>
-            <w:pPr>
-              <w:rPr>
-                <w:rFonts w:ascii="Calibri" w:hAnsi="Calibri" w:cs="Calibri"/>
-              </w:rPr>
-            </w:pPr>
+              </w:rPr>
+            </w:pPr>
+            <w:r>
+              <w:rPr>
+                <w:rFonts w:ascii="Calibri" w:hAnsi="Calibri" w:cs="Calibri"/>
+                <w:b/>
+              </w:rPr>
+              <w:t>Meeting called by:</w:t>
+            </w:r>
+          </w:p>
+        </w:tc>
+        <w:tc>
+          <w:tcPr>
+            <w:tcW w:w="7038" w:type="dxa"/>
+            <w:gridSpan w:val="2"/>
+            <w:vAlign w:val="center"/>
+          </w:tcPr>
+          <w:p>
+            <w:pPr>
+              <w:rPr>
+                <w:rFonts w:ascii="Calibri" w:hAnsi="Calibri" w:cs="Calibri"/>
+              </w:rPr>
+            </w:pPr>
+            <w:r>
+              <w:rPr>
+                <w:rFonts w:ascii="Calibri" w:hAnsi="Calibri" w:cs="Calibri"/>
+              </w:rPr>
+              <w:t>Thomas</w:t>
+            </w:r>
+            <w:r>
+              <w:rPr>
+                <w:rFonts w:ascii="Calibri" w:hAnsi="Calibri" w:cs="Calibri"/>
+              </w:rPr>
+              <w:t xml:space="preserve"> Robinson</w:t>
+            </w:r>
           </w:p>
         </w:tc>
       </w:tr>
@@ -449,6 +321,183 @@
               <w:rPr>
                 <w:rFonts w:ascii="Calibri" w:hAnsi="Calibri" w:cs="Calibri"/>
                 <w:b/>
+                <w:bCs/>
+              </w:rPr>
+            </w:pPr>
+            <w:r>
+              <w:rPr>
+                <w:rFonts w:ascii="Calibri" w:hAnsi="Calibri" w:cs="Calibri"/>
+                <w:b/>
+                <w:bCs/>
+              </w:rPr>
+              <w:t>Location:</w:t>
+            </w:r>
+            <w:r>
+              <w:rPr>
+                <w:rFonts w:ascii="Calibri" w:hAnsi="Calibri" w:cs="Calibri"/>
+                <w:b/>
+                <w:bCs/>
+              </w:rPr>
+              <w:t xml:space="preserve"> </w:t>
+            </w:r>
+            <w:r>
+              <w:rPr>
+                <w:rFonts w:ascii="Calibri" w:hAnsi="Calibri" w:cs="Calibri"/>
+                <w:b/>
+                <w:bCs/>
+              </w:rPr>
+              <w:t xml:space="preserve"> </w:t>
+            </w:r>
+            <w:r>
+              <w:rPr>
+                <w:rFonts w:ascii="Calibri" w:hAnsi="Calibri" w:cs="Calibri"/>
+              </w:rPr>
+              <w:t>WZ1101</w:t>
+            </w:r>
+          </w:p>
+        </w:tc>
+        <w:tc>
+          <w:tcPr>
+            <w:tcW w:w="2952" w:type="dxa"/>
+            <w:vAlign w:val="center"/>
+          </w:tcPr>
+          <w:p>
+            <w:pPr>
+              <w:rPr>
+                <w:rFonts w:ascii="Calibri" w:hAnsi="Calibri" w:cs="Calibri"/>
+                <w:b/>
+                <w:bCs/>
+              </w:rPr>
+            </w:pPr>
+            <w:r>
+              <w:rPr>
+                <w:rFonts w:ascii="Calibri" w:hAnsi="Calibri" w:cs="Calibri"/>
+                <w:b/>
+                <w:bCs/>
+              </w:rPr>
+              <w:t>Date:</w:t>
+            </w:r>
+            <w:r>
+              <w:rPr>
+                <w:rFonts w:ascii="Calibri" w:hAnsi="Calibri" w:cs="Calibri"/>
+                <w:b/>
+                <w:bCs/>
+              </w:rPr>
+              <w:t xml:space="preserve"> </w:t>
+            </w:r>
+            <w:r>
+              <w:rPr>
+                <w:rFonts w:ascii="Calibri" w:hAnsi="Calibri" w:cs="Calibri"/>
+              </w:rPr>
+              <w:t>04</w:t>
+            </w:r>
+            <w:r>
+              <w:rPr>
+                <w:rFonts w:ascii="Calibri" w:hAnsi="Calibri" w:cs="Calibri"/>
+              </w:rPr>
+              <w:t>/0</w:t>
+            </w:r>
+            <w:r>
+              <w:rPr>
+                <w:rFonts w:ascii="Calibri" w:hAnsi="Calibri" w:cs="Calibri"/>
+              </w:rPr>
+              <w:t>9</w:t>
+            </w:r>
+            <w:r>
+              <w:rPr>
+                <w:rFonts w:ascii="Calibri" w:hAnsi="Calibri" w:cs="Calibri"/>
+              </w:rPr>
+              <w:t>/</w:t>
+            </w:r>
+            <w:r>
+              <w:rPr>
+                <w:rFonts w:ascii="Calibri" w:hAnsi="Calibri" w:cs="Calibri"/>
+              </w:rPr>
+              <w:t>20</w:t>
+            </w:r>
+            <w:r>
+              <w:rPr>
+                <w:rFonts w:ascii="Calibri" w:hAnsi="Calibri" w:cs="Calibri"/>
+              </w:rPr>
+              <w:t>25</w:t>
+            </w:r>
+          </w:p>
+        </w:tc>
+        <w:tc>
+          <w:tcPr>
+            <w:tcW w:w="4086" w:type="dxa"/>
+            <w:vAlign w:val="center"/>
+          </w:tcPr>
+          <w:p>
+            <w:pPr>
+              <w:rPr>
+                <w:rFonts w:ascii="Calibri" w:hAnsi="Calibri" w:cs="Calibri"/>
+              </w:rPr>
+            </w:pPr>
+            <w:r>
+              <w:rPr>
+                <w:rFonts w:ascii="Calibri" w:hAnsi="Calibri" w:cs="Calibri"/>
+                <w:b/>
+                <w:bCs/>
+              </w:rPr>
+              <w:t>Time:</w:t>
+            </w:r>
+            <w:r>
+              <w:rPr>
+                <w:rFonts w:ascii="Calibri" w:hAnsi="Calibri" w:cs="Calibri"/>
+              </w:rPr>
+              <w:t xml:space="preserve"> </w:t>
+            </w:r>
+            <w:r>
+              <w:rPr>
+                <w:rFonts w:ascii="Calibri" w:hAnsi="Calibri" w:cs="Calibri"/>
+              </w:rPr>
+              <w:t>1:</w:t>
+            </w:r>
+            <w:r>
+              <w:rPr>
+                <w:rFonts w:ascii="Calibri" w:hAnsi="Calibri" w:cs="Calibri"/>
+              </w:rPr>
+              <w:t>3</w:t>
+            </w:r>
+            <w:r>
+              <w:rPr>
+                <w:rFonts w:ascii="Calibri" w:hAnsi="Calibri" w:cs="Calibri"/>
+              </w:rPr>
+              <w:t xml:space="preserve">0pm – </w:t>
+            </w:r>
+            <w:r>
+              <w:rPr>
+                <w:rFonts w:ascii="Calibri" w:hAnsi="Calibri" w:cs="Calibri"/>
+              </w:rPr>
+              <w:t>2</w:t>
+            </w:r>
+            <w:r>
+              <w:rPr>
+                <w:rFonts w:ascii="Calibri" w:hAnsi="Calibri" w:cs="Calibri"/>
+              </w:rPr>
+              <w:t>:00</w:t>
+            </w:r>
+            <w:r>
+              <w:rPr>
+                <w:rFonts w:ascii="Calibri" w:hAnsi="Calibri" w:cs="Calibri"/>
+              </w:rPr>
+              <w:t>pm</w:t>
+            </w:r>
+          </w:p>
+        </w:tc>
+      </w:tr>
+      <w:tr>
+        <w:tc>
+          <w:tcPr>
+            <w:tcW w:w="2952" w:type="dxa"/>
+            <w:vAlign w:val="center"/>
+          </w:tcPr>
+          <w:p>
+            <w:pPr>
+              <w:rPr>
+                <w:rFonts w:ascii="Calibri" w:hAnsi="Calibri" w:cs="Calibri"/>
+                <w:bCs/>
               </w:rPr>
             </w:pPr>
             <w:r>
@@ -458,14 +507,13 @@
               </w:rPr>
               <w:t>QA:</w:t>
             </w:r>
-          </w:p>
-          <w:p>
-            <w:pPr>
-              <w:rPr>
-                <w:rFonts w:ascii="Calibri" w:hAnsi="Calibri" w:cs="Calibri"/>
-                <w:b/>
-              </w:rPr>
-            </w:pPr>
+            <w:r>
+              <w:rPr>
+                <w:rFonts w:ascii="Calibri" w:hAnsi="Calibri" w:cs="Calibri"/>
+                <w:bCs/>
+              </w:rPr>
+              <w:t xml:space="preserve"> Larissa Goh</w:t>
+            </w:r>
           </w:p>
         </w:tc>
         <w:tc>
@@ -484,30 +532,22 @@
                 <w:rFonts w:ascii="Calibri" w:hAnsi="Calibri" w:cs="Calibri"/>
                 <w:b/>
               </w:rPr>
-              <w:t>Version</w:t>
-            </w:r>
-            <w:r>
-              <w:rPr>
-                <w:rFonts w:ascii="Calibri" w:hAnsi="Calibri" w:cs="Calibri"/>
-                <w:b/>
-              </w:rPr>
-              <w:t xml:space="preserve">: </w:t>
-            </w:r>
-            <w:r>
-              <w:rPr>
-                <w:rFonts w:ascii="Calibri" w:hAnsi="Calibri" w:cs="Calibri"/>
-                <w:b/>
-              </w:rPr>
-              <w:t>1.0</w:t>
-            </w:r>
-          </w:p>
-          <w:p>
-            <w:pPr>
-              <w:rPr>
-                <w:rFonts w:ascii="Calibri" w:hAnsi="Calibri" w:cs="Calibri"/>
-                <w:b/>
-              </w:rPr>
-            </w:pPr>
+              <w:t xml:space="preserve">Version: </w:t>
+            </w:r>
+            <w:r>
+              <w:rPr>
+                <w:rFonts w:ascii="Calibri" w:hAnsi="Calibri" w:cs="Calibri"/>
+                <w:bCs/>
+              </w:rPr>
+              <w:t>1.</w:t>
+            </w:r>
+            <w:r>
+              <w:rPr>
+                <w:rFonts w:ascii="Calibri" w:hAnsi="Calibri" w:cs="Calibri"/>
+                <w:bCs/>
+              </w:rPr>
+              <w:t>1</w:t>
+            </w:r>
           </w:p>
         </w:tc>
         <w:tc>
@@ -532,27 +572,9 @@
             <w:r>
               <w:rPr>
                 <w:rFonts w:ascii="Calibri" w:hAnsi="Calibri" w:cs="Calibri"/>
-                <w:b/>
-                <w:bCs/>
-              </w:rPr>
-              <w:t xml:space="preserve"> </w:t>
-            </w:r>
-            <w:r>
-              <w:rPr>
-                <w:rFonts w:ascii="Calibri" w:hAnsi="Calibri" w:cs="Calibri"/>
-                <w:b/>
-                <w:bCs/>
               </w:rPr>
               <w:t>Nathan</w:t>
             </w:r>
-          </w:p>
-          <w:p>
-            <w:pPr>
-              <w:rPr>
-                <w:rFonts w:ascii="Calibri" w:hAnsi="Calibri" w:cs="Calibri"/>
-                <w:b/>
-              </w:rPr>
-            </w:pPr>
           </w:p>
         </w:tc>
       </w:tr>
@@ -577,14 +599,7 @@
           <w:rFonts w:ascii="Calibri" w:hAnsi="Calibri" w:cs="Calibri"/>
           <w:b/>
         </w:rPr>
-        <w:t xml:space="preserve">Meeting </w:t>
-      </w:r>
-      <w:r>
-        <w:rPr>
-          <w:rFonts w:ascii="Calibri" w:hAnsi="Calibri" w:cs="Calibri"/>
-          <w:b/>
-        </w:rPr>
-        <w:t>Attendees</w:t>
+        <w:t>Meeting Attendees</w:t>
       </w:r>
     </w:p>
     <w:p>
@@ -697,7 +712,7 @@
           <w:p>
             <w:pPr>
               <w:rPr>
-                <w:rFonts w:ascii="Aptos" w:hAnsi="Aptos" w:cs="Calibri"/>
+                <w:rFonts w:ascii="Calibri" w:hAnsi="Calibri" w:cs="Calibri"/>
               </w:rPr>
             </w:pPr>
             <w:r>
@@ -736,12 +751,12 @@
           <w:p>
             <w:pPr>
               <w:rPr>
-                <w:rFonts w:ascii="Aptos" w:hAnsi="Aptos" w:cs="Calibri"/>
-              </w:rPr>
-            </w:pPr>
-            <w:r>
-              <w:rPr>
-                <w:rFonts w:ascii="Aptos" w:hAnsi="Aptos"/>
+                <w:rFonts w:ascii="Calibri" w:hAnsi="Calibri" w:cs="Calibri"/>
+              </w:rPr>
+            </w:pPr>
+            <w:r>
+              <w:rPr>
+                <w:rFonts w:ascii="Calibri" w:hAnsi="Calibri" w:cs="Calibri"/>
               </w:rPr>
               <w:t>Nathan Quai Hoi</w:t>
             </w:r>
@@ -775,12 +790,12 @@
           <w:p>
             <w:pPr>
               <w:rPr>
-                <w:rFonts w:ascii="Aptos" w:hAnsi="Aptos" w:cs="Calibri"/>
-              </w:rPr>
-            </w:pPr>
-            <w:r>
-              <w:rPr>
-                <w:rFonts w:ascii="Aptos" w:hAnsi="Aptos"/>
+                <w:rFonts w:ascii="Calibri" w:hAnsi="Calibri" w:cs="Calibri"/>
+              </w:rPr>
+            </w:pPr>
+            <w:r>
+              <w:rPr>
+                <w:rFonts w:ascii="Calibri" w:hAnsi="Calibri" w:cs="Calibri"/>
               </w:rPr>
               <w:t>Zafar Azad</w:t>
             </w:r>
@@ -814,12 +829,12 @@
           <w:p>
             <w:pPr>
               <w:rPr>
-                <w:rFonts w:ascii="Aptos" w:hAnsi="Aptos"/>
-              </w:rPr>
-            </w:pPr>
-            <w:r>
-              <w:rPr>
-                <w:rFonts w:ascii="Aptos" w:hAnsi="Aptos"/>
+                <w:rFonts w:ascii="Calibri" w:hAnsi="Calibri" w:cs="Calibri"/>
+              </w:rPr>
+            </w:pPr>
+            <w:r>
+              <w:rPr>
+                <w:rFonts w:ascii="Calibri" w:hAnsi="Calibri" w:cs="Calibri"/>
               </w:rPr>
               <w:t>Charmi Patel</w:t>
             </w:r>
@@ -853,12 +868,12 @@
           <w:p>
             <w:pPr>
               <w:rPr>
-                <w:rFonts w:ascii="Aptos" w:hAnsi="Aptos" w:cs="Calibri"/>
-              </w:rPr>
-            </w:pPr>
-            <w:r>
-              <w:rPr>
-                <w:rFonts w:ascii="Aptos" w:hAnsi="Aptos"/>
+                <w:rFonts w:ascii="Calibri" w:hAnsi="Calibri" w:cs="Calibri"/>
+              </w:rPr>
+            </w:pPr>
+            <w:r>
+              <w:rPr>
+                <w:rFonts w:ascii="Calibri" w:hAnsi="Calibri" w:cs="Calibri"/>
               </w:rPr>
               <w:t>Daniel Vaipulu</w:t>
             </w:r>
@@ -892,12 +907,12 @@
           <w:p>
             <w:pPr>
               <w:rPr>
-                <w:rFonts w:ascii="Aptos" w:hAnsi="Aptos" w:cs="Calibri"/>
-              </w:rPr>
-            </w:pPr>
-            <w:r>
-              <w:rPr>
-                <w:rFonts w:ascii="Aptos" w:hAnsi="Aptos"/>
+                <w:rFonts w:ascii="Calibri" w:hAnsi="Calibri" w:cs="Calibri"/>
+              </w:rPr>
+            </w:pPr>
+            <w:r>
+              <w:rPr>
+                <w:rFonts w:ascii="Calibri" w:hAnsi="Calibri" w:cs="Calibri"/>
               </w:rPr>
               <w:t>Raymond Lutui</w:t>
             </w:r>
@@ -958,12 +973,16 @@
             <w:pPr>
               <w:rPr>
                 <w:rFonts w:ascii="Calibri" w:hAnsi="Calibri" w:cs="Calibri"/>
+                <w:b/>
+                <w:bCs/>
                 <w:i/>
               </w:rPr>
             </w:pPr>
             <w:r>
               <w:rPr>
                 <w:rFonts w:ascii="Calibri" w:hAnsi="Calibri" w:cs="Calibri"/>
+                <w:b/>
+                <w:bCs/>
                 <w:i/>
               </w:rPr>
               <w:t>Names</w:t>
@@ -979,12 +998,16 @@
             <w:pPr>
               <w:rPr>
                 <w:rFonts w:ascii="Calibri" w:hAnsi="Calibri" w:cs="Calibri"/>
+                <w:b/>
+                <w:bCs/>
                 <w:i/>
               </w:rPr>
             </w:pPr>
             <w:r>
               <w:rPr>
                 <w:rFonts w:ascii="Calibri" w:hAnsi="Calibri" w:cs="Calibri"/>
+                <w:b/>
+                <w:bCs/>
                 <w:i/>
               </w:rPr>
               <w:t>Representing</w:t>
@@ -1006,7 +1029,7 @@
             </w:pPr>
             <w:r>
               <w:rPr>
-                <w:rFonts w:ascii="Aptos" w:hAnsi="Aptos"/>
+                <w:rFonts w:ascii="Calibri" w:hAnsi="Calibri" w:cs="Calibri"/>
               </w:rPr>
               <w:t>Win Phyo</w:t>
             </w:r>
@@ -1049,7 +1072,7 @@
             </w:pPr>
             <w:r>
               <w:rPr>
-                <w:rFonts w:ascii="Aptos" w:hAnsi="Aptos"/>
+                <w:rFonts w:ascii="Calibri" w:hAnsi="Calibri" w:cs="Calibri"/>
               </w:rPr>
               <w:t>Larissa Goh</w:t>
             </w:r>
@@ -1232,7 +1255,7 @@
               <w:rPr>
                 <w:rFonts w:ascii="Calibri" w:hAnsi="Calibri" w:cs="Calibri"/>
               </w:rPr>
-              <w:t>All team members</w:t>
+              <w:t>Project Team</w:t>
             </w:r>
           </w:p>
         </w:tc>
@@ -1512,14 +1535,12 @@
                 <w:rFonts w:ascii="Calibri" w:hAnsi="Calibri" w:cs="Calibri"/>
               </w:rPr>
             </w:pPr>
-            <w:proofErr w:type="spellStart"/>
             <w:r>
               <w:rPr>
                 <w:rFonts w:ascii="Calibri" w:hAnsi="Calibri" w:cs="Calibri"/>
               </w:rPr>
               <w:t>Zaf</w:t>
             </w:r>
-            <w:proofErr w:type="spellEnd"/>
           </w:p>
         </w:tc>
         <w:tc>
@@ -1723,35 +1744,7 @@
           <w:rFonts w:ascii="Calibri" w:hAnsi="Calibri" w:cs="Calibri"/>
           <w:b/>
         </w:rPr>
-        <w:t xml:space="preserve">Open Action Items/Action Items </w:t>
-      </w:r>
-      <w:r>
-        <w:rPr>
-          <w:rFonts w:ascii="Calibri" w:hAnsi="Calibri" w:cs="Calibri"/>
-          <w:b/>
-        </w:rPr>
-        <w:t>f</w:t>
-      </w:r>
-      <w:r>
-        <w:rPr>
-          <w:rFonts w:ascii="Calibri" w:hAnsi="Calibri" w:cs="Calibri"/>
-          <w:b/>
-        </w:rPr>
-        <w:t xml:space="preserve">rom </w:t>
-      </w:r>
-      <w:r>
-        <w:rPr>
-          <w:rFonts w:ascii="Calibri" w:hAnsi="Calibri" w:cs="Calibri"/>
-          <w:b/>
-        </w:rPr>
-        <w:t xml:space="preserve">the </w:t>
-      </w:r>
-      <w:r>
-        <w:rPr>
-          <w:rFonts w:ascii="Calibri" w:hAnsi="Calibri" w:cs="Calibri"/>
-          <w:b/>
-        </w:rPr>
-        <w:t>Previous Meeting</w:t>
+        <w:t>Open Action Items/Action Items from the Previous Meeting</w:t>
       </w:r>
     </w:p>
     <w:p>
@@ -1949,14 +1942,7 @@
           <w:rFonts w:ascii="Calibri" w:hAnsi="Calibri" w:cs="Calibri"/>
           <w:b/>
         </w:rPr>
-        <w:t xml:space="preserve">Discussion </w:t>
-      </w:r>
-      <w:r>
-        <w:rPr>
-          <w:rFonts w:ascii="Calibri" w:hAnsi="Calibri" w:cs="Calibri"/>
-          <w:b/>
-        </w:rPr>
-        <w:t>and Decisions</w:t>
+        <w:t>Discussion and Decisions</w:t>
       </w:r>
     </w:p>
     <w:p>
@@ -2025,14 +2011,7 @@
                 <w:rFonts w:ascii="Calibri" w:hAnsi="Calibri" w:cs="Calibri"/>
                 <w:b/>
               </w:rPr>
-              <w:t xml:space="preserve">Discussion </w:t>
-            </w:r>
-            <w:r>
-              <w:rPr>
-                <w:rFonts w:ascii="Calibri" w:hAnsi="Calibri" w:cs="Calibri"/>
-                <w:b/>
-              </w:rPr>
-              <w:t>and Decisions</w:t>
+              <w:t>Discussion and Decisions</w:t>
             </w:r>
           </w:p>
         </w:tc>
@@ -2076,6 +2055,10 @@
           </w:p>
           <w:p>
             <w:pPr>
+              <w:numPr>
+                <w:ilvl w:val="0"/>
+                <w:numId w:val="27"/>
+              </w:numPr>
               <w:rPr>
                 <w:rFonts w:ascii="Calibri" w:hAnsi="Calibri" w:cs="Calibri"/>
               </w:rPr>
@@ -2089,13 +2072,10 @@
           </w:p>
           <w:p>
             <w:pPr>
-              <w:rPr>
-                <w:rFonts w:ascii="Calibri" w:hAnsi="Calibri" w:cs="Calibri"/>
-              </w:rPr>
-            </w:pPr>
-          </w:p>
-          <w:p>
-            <w:pPr>
+              <w:numPr>
+                <w:ilvl w:val="0"/>
+                <w:numId w:val="27"/>
+              </w:numPr>
               <w:rPr>
                 <w:rFonts w:ascii="Calibri" w:hAnsi="Calibri" w:cs="Calibri"/>
               </w:rPr>
@@ -2106,13 +2086,6 @@
               </w:rPr>
               <w:t>Choose one set of runs to display, ideally the most recent, from ten.</w:t>
             </w:r>
-          </w:p>
-          <w:p>
-            <w:pPr>
-              <w:rPr>
-                <w:rFonts w:ascii="Calibri" w:hAnsi="Calibri" w:cs="Calibri"/>
-              </w:rPr>
-            </w:pPr>
           </w:p>
         </w:tc>
       </w:tr>
@@ -2157,7 +2130,7 @@
             <w:pPr>
               <w:numPr>
                 <w:ilvl w:val="0"/>
-                <w:numId w:val="24"/>
+                <w:numId w:val="25"/>
               </w:numPr>
               <w:rPr>
                 <w:rFonts w:ascii="Calibri" w:hAnsi="Calibri" w:cs="Calibri"/>
@@ -2174,7 +2147,7 @@
             <w:pPr>
               <w:numPr>
                 <w:ilvl w:val="0"/>
-                <w:numId w:val="24"/>
+                <w:numId w:val="25"/>
               </w:numPr>
               <w:rPr>
                 <w:rFonts w:ascii="Calibri" w:hAnsi="Calibri" w:cs="Calibri"/>
@@ -2191,7 +2164,7 @@
             <w:pPr>
               <w:numPr>
                 <w:ilvl w:val="0"/>
-                <w:numId w:val="24"/>
+                <w:numId w:val="25"/>
               </w:numPr>
               <w:rPr>
                 <w:rFonts w:ascii="Calibri" w:hAnsi="Calibri" w:cs="Calibri"/>
@@ -2208,7 +2181,7 @@
             <w:pPr>
               <w:numPr>
                 <w:ilvl w:val="0"/>
-                <w:numId w:val="24"/>
+                <w:numId w:val="25"/>
               </w:numPr>
               <w:rPr>
                 <w:rFonts w:ascii="Calibri" w:hAnsi="Calibri" w:cs="Calibri"/>
@@ -2225,7 +2198,7 @@
             <w:pPr>
               <w:numPr>
                 <w:ilvl w:val="0"/>
-                <w:numId w:val="24"/>
+                <w:numId w:val="25"/>
               </w:numPr>
               <w:rPr>
                 <w:rFonts w:ascii="Calibri" w:hAnsi="Calibri" w:cs="Calibri"/>
@@ -2243,19 +2216,12 @@
               </w:rPr>
               <w:t xml:space="preserve"> </w:t>
             </w:r>
-          </w:p>
-          <w:p>
-            <w:pPr>
-              <w:rPr>
-                <w:rFonts w:ascii="Calibri" w:hAnsi="Calibri" w:cs="Calibri"/>
-              </w:rPr>
-            </w:pPr>
           </w:p>
           <w:p>
             <w:pPr>
               <w:numPr>
                 <w:ilvl w:val="0"/>
-                <w:numId w:val="24"/>
+                <w:numId w:val="25"/>
               </w:numPr>
               <w:rPr>
                 <w:rFonts w:ascii="Calibri" w:hAnsi="Calibri" w:cs="Calibri"/>
@@ -2311,7 +2277,7 @@
             <w:pPr>
               <w:numPr>
                 <w:ilvl w:val="0"/>
-                <w:numId w:val="23"/>
+                <w:numId w:val="26"/>
               </w:numPr>
               <w:rPr>
                 <w:rFonts w:ascii="Calibri" w:hAnsi="Calibri" w:cs="Calibri"/>
@@ -2328,7 +2294,7 @@
             <w:pPr>
               <w:numPr>
                 <w:ilvl w:val="0"/>
-                <w:numId w:val="23"/>
+                <w:numId w:val="26"/>
               </w:numPr>
               <w:rPr>
                 <w:rFonts w:ascii="Calibri" w:hAnsi="Calibri" w:cs="Calibri"/>
@@ -2345,7 +2311,7 @@
             <w:pPr>
               <w:numPr>
                 <w:ilvl w:val="0"/>
-                <w:numId w:val="23"/>
+                <w:numId w:val="26"/>
               </w:numPr>
               <w:rPr>
                 <w:rFonts w:ascii="Calibri" w:hAnsi="Calibri" w:cs="Calibri"/>
@@ -2377,19 +2343,49 @@
           <w:b/>
         </w:rPr>
       </w:pPr>
+    </w:p>
+    <w:p>
+      <w:pPr>
+        <w:jc w:val="center"/>
+        <w:rPr>
+          <w:rFonts w:ascii="Calibri" w:hAnsi="Calibri" w:cs="Calibri"/>
+          <w:b/>
+        </w:rPr>
+      </w:pPr>
+    </w:p>
+    <w:p>
+      <w:pPr>
+        <w:jc w:val="center"/>
+        <w:rPr>
+          <w:rFonts w:ascii="Calibri" w:hAnsi="Calibri" w:cs="Calibri"/>
+          <w:b/>
+        </w:rPr>
+      </w:pPr>
+    </w:p>
+    <w:p>
+      <w:pPr>
+        <w:jc w:val="center"/>
+        <w:rPr>
+          <w:rFonts w:ascii="Calibri" w:hAnsi="Calibri" w:cs="Calibri"/>
+          <w:b/>
+        </w:rPr>
+      </w:pPr>
+    </w:p>
+    <w:p>
+      <w:pPr>
+        <w:jc w:val="center"/>
+        <w:rPr>
+          <w:rFonts w:ascii="Calibri" w:hAnsi="Calibri" w:cs="Calibri"/>
+          <w:b/>
+        </w:rPr>
+      </w:pPr>
       <w:r>
         <w:rPr>
           <w:rFonts w:ascii="Calibri" w:hAnsi="Calibri" w:cs="Calibri"/>
           <w:b/>
         </w:rPr>
-        <w:t xml:space="preserve">Summary of </w:t>
-      </w:r>
-      <w:r>
-        <w:rPr>
-          <w:rFonts w:ascii="Calibri" w:hAnsi="Calibri" w:cs="Calibri"/>
-          <w:b/>
-        </w:rPr>
-        <w:t>Action Items</w:t>
+        <w:lastRenderedPageBreak/>
+        <w:t>Summary of Action Items</w:t>
       </w:r>
     </w:p>
     <w:p>
@@ -2415,9 +2411,9 @@
       </w:tblPr>
       <w:tblGrid>
         <w:gridCol w:w="540"/>
-        <w:gridCol w:w="5400"/>
-        <w:gridCol w:w="1530"/>
-        <w:gridCol w:w="2520"/>
+        <w:gridCol w:w="5414"/>
+        <w:gridCol w:w="2126"/>
+        <w:gridCol w:w="1910"/>
       </w:tblGrid>
       <w:tr>
         <w:tc>
@@ -2437,14 +2433,13 @@
                 <w:rFonts w:ascii="Calibri" w:hAnsi="Calibri" w:cs="Calibri"/>
                 <w:b/>
               </w:rPr>
-              <w:lastRenderedPageBreak/>
               <w:t>#</w:t>
             </w:r>
           </w:p>
         </w:tc>
         <w:tc>
           <w:tcPr>
-            <w:tcW w:w="5400" w:type="dxa"/>
+            <w:tcW w:w="5414" w:type="dxa"/>
             <w:shd w:val="clear" w:color="auto" w:fill="D9D9D9"/>
           </w:tcPr>
           <w:p>
@@ -2465,7 +2460,7 @@
         </w:tc>
         <w:tc>
           <w:tcPr>
-            <w:tcW w:w="1530" w:type="dxa"/>
+            <w:tcW w:w="2126" w:type="dxa"/>
             <w:shd w:val="clear" w:color="auto" w:fill="D9D9D9"/>
           </w:tcPr>
           <w:p>
@@ -2486,7 +2481,7 @@
         </w:tc>
         <w:tc>
           <w:tcPr>
-            <w:tcW w:w="2520" w:type="dxa"/>
+            <w:tcW w:w="1910" w:type="dxa"/>
             <w:shd w:val="clear" w:color="auto" w:fill="D9D9D9"/>
           </w:tcPr>
           <w:p>
@@ -2510,7 +2505,6 @@
         <w:tc>
           <w:tcPr>
             <w:tcW w:w="540" w:type="dxa"/>
-            <w:vAlign w:val="center"/>
           </w:tcPr>
           <w:p>
             <w:pPr>
@@ -2527,7 +2521,7 @@
         </w:tc>
         <w:tc>
           <w:tcPr>
-            <w:tcW w:w="5400" w:type="dxa"/>
+            <w:tcW w:w="5414" w:type="dxa"/>
             <w:vAlign w:val="center"/>
           </w:tcPr>
           <w:p>
@@ -2546,7 +2540,7 @@
         </w:tc>
         <w:tc>
           <w:tcPr>
-            <w:tcW w:w="1530" w:type="dxa"/>
+            <w:tcW w:w="2126" w:type="dxa"/>
             <w:vAlign w:val="center"/>
           </w:tcPr>
           <w:p>
@@ -2565,15 +2559,21 @@
         </w:tc>
         <w:tc>
           <w:tcPr>
-            <w:tcW w:w="2520" w:type="dxa"/>
-            <w:vAlign w:val="center"/>
-          </w:tcPr>
-          <w:p>
-            <w:pPr>
-              <w:rPr>
-                <w:rFonts w:ascii="Calibri" w:hAnsi="Calibri" w:cs="Calibri"/>
-              </w:rPr>
-            </w:pPr>
+            <w:tcW w:w="1910" w:type="dxa"/>
+            <w:vAlign w:val="center"/>
+          </w:tcPr>
+          <w:p>
+            <w:pPr>
+              <w:rPr>
+                <w:rFonts w:ascii="Calibri" w:hAnsi="Calibri" w:cs="Calibri"/>
+              </w:rPr>
+            </w:pPr>
+            <w:r>
+              <w:rPr>
+                <w:rFonts w:ascii="Calibri" w:hAnsi="Calibri" w:cs="Calibri"/>
+              </w:rPr>
+              <w:t>18/09/2025</w:t>
+            </w:r>
           </w:p>
         </w:tc>
       </w:tr>
@@ -2581,7 +2581,6 @@
         <w:tc>
           <w:tcPr>
             <w:tcW w:w="540" w:type="dxa"/>
-            <w:vAlign w:val="center"/>
           </w:tcPr>
           <w:p>
             <w:pPr>
@@ -2598,7 +2597,7 @@
         </w:tc>
         <w:tc>
           <w:tcPr>
-            <w:tcW w:w="5400" w:type="dxa"/>
+            <w:tcW w:w="5414" w:type="dxa"/>
             <w:vAlign w:val="center"/>
           </w:tcPr>
           <w:p>
@@ -2617,7 +2616,7 @@
         </w:tc>
         <w:tc>
           <w:tcPr>
-            <w:tcW w:w="1530" w:type="dxa"/>
+            <w:tcW w:w="2126" w:type="dxa"/>
             <w:vAlign w:val="center"/>
           </w:tcPr>
           <w:p>
@@ -2636,20 +2635,32 @@
         </w:tc>
         <w:tc>
           <w:tcPr>
-            <w:tcW w:w="2520" w:type="dxa"/>
-            <w:vAlign w:val="center"/>
-          </w:tcPr>
-          <w:p>
-            <w:pPr>
-              <w:rPr>
-                <w:rFonts w:ascii="Calibri" w:hAnsi="Calibri" w:cs="Calibri"/>
-              </w:rPr>
-            </w:pPr>
-            <w:r>
-              <w:rPr>
-                <w:rFonts w:ascii="Calibri" w:hAnsi="Calibri" w:cs="Calibri"/>
-              </w:rPr>
-              <w:t>15/10/25</w:t>
+            <w:tcW w:w="1910" w:type="dxa"/>
+            <w:vAlign w:val="center"/>
+          </w:tcPr>
+          <w:p>
+            <w:pPr>
+              <w:rPr>
+                <w:rFonts w:ascii="Calibri" w:hAnsi="Calibri" w:cs="Calibri"/>
+              </w:rPr>
+            </w:pPr>
+            <w:r>
+              <w:rPr>
+                <w:rFonts w:ascii="Calibri" w:hAnsi="Calibri" w:cs="Calibri"/>
+              </w:rPr>
+              <w:t>15/10/</w:t>
+            </w:r>
+            <w:r>
+              <w:rPr>
+                <w:rFonts w:ascii="Calibri" w:hAnsi="Calibri" w:cs="Calibri"/>
+              </w:rPr>
+              <w:t>20</w:t>
+            </w:r>
+            <w:r>
+              <w:rPr>
+                <w:rFonts w:ascii="Calibri" w:hAnsi="Calibri" w:cs="Calibri"/>
+              </w:rPr>
+              <w:t>25</w:t>
             </w:r>
           </w:p>
         </w:tc>
@@ -2658,7 +2669,6 @@
         <w:tc>
           <w:tcPr>
             <w:tcW w:w="540" w:type="dxa"/>
-            <w:vAlign w:val="center"/>
           </w:tcPr>
           <w:p>
             <w:pPr>
@@ -2675,58 +2685,88 @@
         </w:tc>
         <w:tc>
           <w:tcPr>
-            <w:tcW w:w="5400" w:type="dxa"/>
-            <w:vAlign w:val="center"/>
-          </w:tcPr>
-          <w:p>
-            <w:pPr>
-              <w:rPr>
-                <w:rFonts w:ascii="Calibri" w:hAnsi="Calibri" w:cs="Calibri"/>
-              </w:rPr>
-            </w:pPr>
-            <w:r>
-              <w:rPr>
-                <w:rFonts w:ascii="Calibri" w:hAnsi="Calibri" w:cs="Calibri"/>
-              </w:rPr>
-              <w:t>Organize Portfolio documentation and start website conversion.</w:t>
-            </w:r>
-          </w:p>
-        </w:tc>
-        <w:tc>
-          <w:tcPr>
-            <w:tcW w:w="1530" w:type="dxa"/>
-            <w:vAlign w:val="center"/>
-          </w:tcPr>
-          <w:p>
-            <w:pPr>
-              <w:rPr>
-                <w:rFonts w:ascii="Calibri" w:hAnsi="Calibri" w:cs="Calibri"/>
-              </w:rPr>
-            </w:pPr>
-            <w:r>
-              <w:rPr>
-                <w:rFonts w:ascii="Calibri" w:hAnsi="Calibri" w:cs="Calibri"/>
-              </w:rPr>
-              <w:t>Thomas, Charmi</w:t>
-            </w:r>
-          </w:p>
-        </w:tc>
-        <w:tc>
-          <w:tcPr>
-            <w:tcW w:w="2520" w:type="dxa"/>
-            <w:vAlign w:val="center"/>
-          </w:tcPr>
-          <w:p>
-            <w:pPr>
-              <w:rPr>
-                <w:rFonts w:ascii="Calibri" w:hAnsi="Calibri" w:cs="Calibri"/>
-              </w:rPr>
-            </w:pPr>
-            <w:r>
-              <w:rPr>
-                <w:rFonts w:ascii="Calibri" w:hAnsi="Calibri" w:cs="Calibri"/>
-              </w:rPr>
-              <w:t>15/10/25</w:t>
+            <w:tcW w:w="5414" w:type="dxa"/>
+            <w:vAlign w:val="center"/>
+          </w:tcPr>
+          <w:p>
+            <w:pPr>
+              <w:rPr>
+                <w:rFonts w:ascii="Calibri" w:hAnsi="Calibri" w:cs="Calibri"/>
+              </w:rPr>
+            </w:pPr>
+            <w:r>
+              <w:rPr>
+                <w:rFonts w:ascii="Calibri" w:hAnsi="Calibri" w:cs="Calibri"/>
+              </w:rPr>
+              <w:t>Organi</w:t>
+            </w:r>
+            <w:r>
+              <w:rPr>
+                <w:rFonts w:ascii="Calibri" w:hAnsi="Calibri" w:cs="Calibri"/>
+              </w:rPr>
+              <w:t>s</w:t>
+            </w:r>
+            <w:r>
+              <w:rPr>
+                <w:rFonts w:ascii="Calibri" w:hAnsi="Calibri" w:cs="Calibri"/>
+              </w:rPr>
+              <w:t>e Portfolio documentation and start website.</w:t>
+            </w:r>
+          </w:p>
+        </w:tc>
+        <w:tc>
+          <w:tcPr>
+            <w:tcW w:w="2126" w:type="dxa"/>
+            <w:vAlign w:val="center"/>
+          </w:tcPr>
+          <w:p>
+            <w:pPr>
+              <w:rPr>
+                <w:rFonts w:ascii="Calibri" w:hAnsi="Calibri" w:cs="Calibri"/>
+              </w:rPr>
+            </w:pPr>
+            <w:r>
+              <w:rPr>
+                <w:rFonts w:ascii="Calibri" w:hAnsi="Calibri" w:cs="Calibri"/>
+              </w:rPr>
+              <w:t xml:space="preserve">Thomas, </w:t>
+            </w:r>
+            <w:r>
+              <w:rPr>
+                <w:rFonts w:ascii="Calibri" w:hAnsi="Calibri" w:cs="Calibri"/>
+              </w:rPr>
+              <w:t>Nathan</w:t>
+            </w:r>
+          </w:p>
+        </w:tc>
+        <w:tc>
+          <w:tcPr>
+            <w:tcW w:w="1910" w:type="dxa"/>
+            <w:vAlign w:val="center"/>
+          </w:tcPr>
+          <w:p>
+            <w:pPr>
+              <w:rPr>
+                <w:rFonts w:ascii="Calibri" w:hAnsi="Calibri" w:cs="Calibri"/>
+              </w:rPr>
+            </w:pPr>
+            <w:r>
+              <w:rPr>
+                <w:rFonts w:ascii="Calibri" w:hAnsi="Calibri" w:cs="Calibri"/>
+              </w:rPr>
+              <w:t>15/10/2</w:t>
+            </w:r>
+            <w:r>
+              <w:rPr>
+                <w:rFonts w:ascii="Calibri" w:hAnsi="Calibri" w:cs="Calibri"/>
+              </w:rPr>
+              <w:t>02</w:t>
+            </w:r>
+            <w:r>
+              <w:rPr>
+                <w:rFonts w:ascii="Calibri" w:hAnsi="Calibri" w:cs="Calibri"/>
+              </w:rPr>
+              <w:t>5</w:t>
             </w:r>
           </w:p>
         </w:tc>
@@ -2735,7 +2775,6 @@
         <w:tc>
           <w:tcPr>
             <w:tcW w:w="540" w:type="dxa"/>
-            <w:vAlign w:val="center"/>
           </w:tcPr>
           <w:p>
             <w:pPr>
@@ -2752,7 +2791,7 @@
         </w:tc>
         <w:tc>
           <w:tcPr>
-            <w:tcW w:w="5400" w:type="dxa"/>
+            <w:tcW w:w="5414" w:type="dxa"/>
             <w:vAlign w:val="center"/>
           </w:tcPr>
           <w:p>
@@ -2767,103 +2806,74 @@
               </w:rPr>
               <w:t>Poster design</w:t>
             </w:r>
-          </w:p>
-        </w:tc>
-        <w:tc>
-          <w:tcPr>
-            <w:tcW w:w="1530" w:type="dxa"/>
-            <w:vAlign w:val="center"/>
-          </w:tcPr>
-          <w:p>
-            <w:pPr>
-              <w:rPr>
-                <w:rFonts w:ascii="Calibri" w:hAnsi="Calibri" w:cs="Calibri"/>
-              </w:rPr>
-            </w:pPr>
-            <w:r>
-              <w:rPr>
-                <w:rFonts w:ascii="Calibri" w:hAnsi="Calibri" w:cs="Calibri"/>
-              </w:rPr>
-              <w:t>Kylie, Larrisa</w:t>
-            </w:r>
-          </w:p>
-        </w:tc>
-        <w:tc>
-          <w:tcPr>
-            <w:tcW w:w="2520" w:type="dxa"/>
-            <w:vAlign w:val="center"/>
-          </w:tcPr>
-          <w:p>
-            <w:pPr>
-              <w:rPr>
-                <w:rFonts w:ascii="Calibri" w:hAnsi="Calibri" w:cs="Calibri"/>
-              </w:rPr>
-            </w:pPr>
-            <w:r>
-              <w:rPr>
-                <w:rFonts w:ascii="Calibri" w:hAnsi="Calibri" w:cs="Calibri"/>
-              </w:rPr>
-              <w:t>15/10/25</w:t>
-            </w:r>
-          </w:p>
-        </w:tc>
-      </w:tr>
-      <w:tr>
-        <w:tc>
-          <w:tcPr>
-            <w:tcW w:w="540" w:type="dxa"/>
-            <w:vAlign w:val="center"/>
-          </w:tcPr>
-          <w:p>
-            <w:pPr>
-              <w:numPr>
-                <w:ilvl w:val="0"/>
-                <w:numId w:val="20"/>
-              </w:numPr>
-              <w:ind w:left="342"/>
-              <w:rPr>
-                <w:rFonts w:ascii="Calibri" w:hAnsi="Calibri" w:cs="Calibri"/>
-              </w:rPr>
-            </w:pPr>
-          </w:p>
-        </w:tc>
-        <w:tc>
-          <w:tcPr>
-            <w:tcW w:w="5400" w:type="dxa"/>
-            <w:vAlign w:val="center"/>
-          </w:tcPr>
-          <w:p>
-            <w:pPr>
-              <w:rPr>
-                <w:rFonts w:ascii="Calibri" w:hAnsi="Calibri" w:cs="Calibri"/>
-              </w:rPr>
-            </w:pPr>
-          </w:p>
-        </w:tc>
-        <w:tc>
-          <w:tcPr>
-            <w:tcW w:w="1530" w:type="dxa"/>
-            <w:vAlign w:val="center"/>
-          </w:tcPr>
-          <w:p>
-            <w:pPr>
-              <w:rPr>
-                <w:rFonts w:ascii="Calibri" w:hAnsi="Calibri" w:cs="Calibri"/>
-              </w:rPr>
-            </w:pPr>
-          </w:p>
-        </w:tc>
-        <w:tc>
-          <w:tcPr>
-            <w:tcW w:w="2520" w:type="dxa"/>
-            <w:vAlign w:val="center"/>
-          </w:tcPr>
-          <w:p>
-            <w:pPr>
-              <w:rPr>
-                <w:rFonts w:ascii="Calibri" w:hAnsi="Calibri" w:cs="Calibri"/>
-              </w:rPr>
-            </w:pPr>
+            <w:r>
+              <w:rPr>
+                <w:rFonts w:ascii="Calibri" w:hAnsi="Calibri" w:cs="Calibri"/>
+              </w:rPr>
+              <w:t>.</w:t>
+            </w:r>
+          </w:p>
+        </w:tc>
+        <w:tc>
+          <w:tcPr>
+            <w:tcW w:w="2126" w:type="dxa"/>
+            <w:vAlign w:val="center"/>
+          </w:tcPr>
+          <w:p>
+            <w:pPr>
+              <w:rPr>
+                <w:rFonts w:ascii="Calibri" w:hAnsi="Calibri" w:cs="Calibri"/>
+              </w:rPr>
+            </w:pPr>
+            <w:r>
+              <w:rPr>
+                <w:rFonts w:ascii="Calibri" w:hAnsi="Calibri" w:cs="Calibri"/>
+              </w:rPr>
+              <w:t>Kylie, Laris</w:t>
+            </w:r>
+            <w:r>
+              <w:rPr>
+                <w:rFonts w:ascii="Calibri" w:hAnsi="Calibri" w:cs="Calibri"/>
+              </w:rPr>
+              <w:t>s</w:t>
+            </w:r>
+            <w:r>
+              <w:rPr>
+                <w:rFonts w:ascii="Calibri" w:hAnsi="Calibri" w:cs="Calibri"/>
+              </w:rPr>
+              <w:t>a</w:t>
+            </w:r>
+          </w:p>
+        </w:tc>
+        <w:tc>
+          <w:tcPr>
+            <w:tcW w:w="1910" w:type="dxa"/>
+            <w:vAlign w:val="center"/>
+          </w:tcPr>
+          <w:p>
+            <w:pPr>
+              <w:rPr>
+                <w:rFonts w:ascii="Calibri" w:hAnsi="Calibri" w:cs="Calibri"/>
+              </w:rPr>
+            </w:pPr>
+            <w:r>
+              <w:rPr>
+                <w:rFonts w:ascii="Calibri" w:hAnsi="Calibri" w:cs="Calibri"/>
+              </w:rPr>
+              <w:t>15/10/2</w:t>
+            </w:r>
+            <w:r>
+              <w:rPr>
+                <w:rFonts w:ascii="Calibri" w:hAnsi="Calibri" w:cs="Calibri"/>
+              </w:rPr>
+              <w:t>02</w:t>
+            </w:r>
+            <w:r>
+              <w:rPr>
+                <w:rFonts w:ascii="Calibri" w:hAnsi="Calibri" w:cs="Calibri"/>
+              </w:rPr>
+              <w:t>5</w:t>
+            </w:r>
           </w:p>
         </w:tc>
       </w:tr>
@@ -2947,17 +2957,24 @@
             <w:r>
               <w:rPr>
                 <w:rFonts w:ascii="Calibri" w:hAnsi="Calibri" w:cs="Calibri"/>
-                <w:b/>
-              </w:rPr>
-              <w:t>02/10/25</w:t>
-            </w:r>
-          </w:p>
-          <w:p>
-            <w:pPr>
-              <w:rPr>
-                <w:rFonts w:ascii="Calibri" w:hAnsi="Calibri" w:cs="Calibri"/>
-              </w:rPr>
-            </w:pPr>
+                <w:bCs/>
+              </w:rPr>
+              <w:t>02/10/</w:t>
+            </w:r>
+            <w:r>
+              <w:rPr>
+                <w:rFonts w:ascii="Calibri" w:hAnsi="Calibri" w:cs="Calibri"/>
+                <w:bCs/>
+              </w:rPr>
+              <w:t>20</w:t>
+            </w:r>
+            <w:r>
+              <w:rPr>
+                <w:rFonts w:ascii="Calibri" w:hAnsi="Calibri" w:cs="Calibri"/>
+                <w:bCs/>
+              </w:rPr>
+              <w:t>25</w:t>
+            </w:r>
           </w:p>
         </w:tc>
         <w:tc>
@@ -2988,17 +3005,17 @@
             <w:r>
               <w:rPr>
                 <w:rFonts w:ascii="Calibri" w:hAnsi="Calibri" w:cs="Calibri"/>
-                <w:b/>
-              </w:rPr>
-              <w:t>1:30PM</w:t>
-            </w:r>
-          </w:p>
-          <w:p>
-            <w:pPr>
-              <w:rPr>
-                <w:rFonts w:ascii="Calibri" w:hAnsi="Calibri" w:cs="Calibri"/>
-              </w:rPr>
-            </w:pPr>
+                <w:bCs/>
+              </w:rPr>
+              <w:t>1:30</w:t>
+            </w:r>
+            <w:r>
+              <w:rPr>
+                <w:rFonts w:ascii="Calibri" w:hAnsi="Calibri" w:cs="Calibri"/>
+                <w:bCs/>
+              </w:rPr>
+              <w:t>pm</w:t>
+            </w:r>
           </w:p>
         </w:tc>
       </w:tr>
@@ -3109,180 +3126,9 @@
           </w:p>
         </w:tc>
       </w:tr>
-      <w:tr>
-        <w:trPr>
-          <w:trHeight w:val="70"/>
-        </w:trPr>
-        <w:tc>
-          <w:tcPr>
-            <w:tcW w:w="540" w:type="dxa"/>
-            <w:vAlign w:val="center"/>
-          </w:tcPr>
-          <w:p>
-            <w:pPr>
-              <w:numPr>
-                <w:ilvl w:val="0"/>
-                <w:numId w:val="12"/>
-              </w:numPr>
-              <w:ind w:left="252" w:hanging="208"/>
-              <w:rPr>
-                <w:rFonts w:ascii="Calibri" w:hAnsi="Calibri" w:cs="Calibri"/>
-              </w:rPr>
-            </w:pPr>
-          </w:p>
-        </w:tc>
-        <w:tc>
-          <w:tcPr>
-            <w:tcW w:w="9450" w:type="dxa"/>
-            <w:gridSpan w:val="2"/>
-            <w:vAlign w:val="center"/>
-          </w:tcPr>
-          <w:p>
-            <w:pPr>
-              <w:rPr>
-                <w:rFonts w:ascii="Calibri" w:hAnsi="Calibri" w:cs="Calibri"/>
-              </w:rPr>
-            </w:pPr>
-          </w:p>
-        </w:tc>
-      </w:tr>
-      <w:tr>
-        <w:tc>
-          <w:tcPr>
-            <w:tcW w:w="9990" w:type="dxa"/>
-            <w:gridSpan w:val="3"/>
-            <w:vAlign w:val="center"/>
-          </w:tcPr>
-          <w:p>
-            <w:pPr>
-              <w:rPr>
-                <w:rFonts w:ascii="Calibri" w:hAnsi="Calibri" w:cs="Calibri"/>
-                <w:i/>
-              </w:rPr>
-            </w:pPr>
-            <w:r>
-              <w:rPr>
-                <w:rFonts w:ascii="Calibri" w:hAnsi="Calibri" w:cs="Calibri"/>
-                <w:i/>
-              </w:rPr>
-              <w:t>Action Items to be discussed in the next meeting:</w:t>
-            </w:r>
-          </w:p>
-        </w:tc>
-      </w:tr>
-      <w:tr>
-        <w:tc>
-          <w:tcPr>
-            <w:tcW w:w="540" w:type="dxa"/>
-            <w:vAlign w:val="center"/>
-          </w:tcPr>
-          <w:p>
-            <w:pPr>
-              <w:numPr>
-                <w:ilvl w:val="0"/>
-                <w:numId w:val="17"/>
-              </w:numPr>
-              <w:ind w:left="245" w:hanging="202"/>
-              <w:rPr>
-                <w:rFonts w:ascii="Calibri" w:hAnsi="Calibri" w:cs="Calibri"/>
-              </w:rPr>
-            </w:pPr>
-          </w:p>
-        </w:tc>
-        <w:tc>
-          <w:tcPr>
-            <w:tcW w:w="9450" w:type="dxa"/>
-            <w:gridSpan w:val="2"/>
-            <w:vAlign w:val="center"/>
-          </w:tcPr>
-          <w:p>
-            <w:pPr>
-              <w:rPr>
-                <w:rFonts w:ascii="Calibri" w:hAnsi="Calibri" w:cs="Calibri"/>
-              </w:rPr>
-            </w:pPr>
-          </w:p>
-        </w:tc>
-      </w:tr>
-      <w:tr>
-        <w:tc>
-          <w:tcPr>
-            <w:tcW w:w="540" w:type="dxa"/>
-            <w:vAlign w:val="center"/>
-          </w:tcPr>
-          <w:p>
-            <w:pPr>
-              <w:numPr>
-                <w:ilvl w:val="0"/>
-                <w:numId w:val="17"/>
-              </w:numPr>
-              <w:ind w:left="252" w:hanging="208"/>
-              <w:rPr>
-                <w:rFonts w:ascii="Calibri" w:hAnsi="Calibri" w:cs="Calibri"/>
-              </w:rPr>
-            </w:pPr>
-          </w:p>
-        </w:tc>
-        <w:tc>
-          <w:tcPr>
-            <w:tcW w:w="9450" w:type="dxa"/>
-            <w:gridSpan w:val="2"/>
-            <w:vAlign w:val="center"/>
-          </w:tcPr>
-          <w:p>
-            <w:pPr>
-              <w:rPr>
-                <w:rFonts w:ascii="Calibri" w:hAnsi="Calibri" w:cs="Calibri"/>
-              </w:rPr>
-            </w:pPr>
-          </w:p>
-        </w:tc>
-      </w:tr>
-      <w:tr>
-        <w:tc>
-          <w:tcPr>
-            <w:tcW w:w="540" w:type="dxa"/>
-            <w:vAlign w:val="center"/>
-          </w:tcPr>
-          <w:p>
-            <w:pPr>
-              <w:numPr>
-                <w:ilvl w:val="0"/>
-                <w:numId w:val="17"/>
-              </w:numPr>
-              <w:ind w:left="252" w:hanging="208"/>
-              <w:rPr>
-                <w:rFonts w:ascii="Calibri" w:hAnsi="Calibri" w:cs="Calibri"/>
-              </w:rPr>
-            </w:pPr>
-          </w:p>
-        </w:tc>
-        <w:tc>
-          <w:tcPr>
-            <w:tcW w:w="9450" w:type="dxa"/>
-            <w:gridSpan w:val="2"/>
-            <w:vAlign w:val="center"/>
-          </w:tcPr>
-          <w:p>
-            <w:pPr>
-              <w:rPr>
-                <w:rFonts w:ascii="Calibri" w:hAnsi="Calibri" w:cs="Calibri"/>
-              </w:rPr>
-            </w:pPr>
-          </w:p>
-        </w:tc>
-      </w:tr>
     </w:tbl>
     <w:p>
       <w:pPr>
-        <w:rPr>
-          <w:rFonts w:ascii="Calibri" w:hAnsi="Calibri" w:cs="Calibri"/>
-        </w:rPr>
-      </w:pPr>
-    </w:p>
-    <w:p>
-      <w:pPr>
-        <w:jc w:val="center"/>
         <w:rPr>
           <w:rFonts w:ascii="Calibri" w:hAnsi="Calibri" w:cs="Calibri"/>
           <w:b/>
@@ -3527,7 +3373,7 @@
           <v:path o:extrusionok="f" gradientshapeok="t" o:connecttype="rect"/>
           <o:lock v:ext="edit" aspectratio="t"/>
         </v:shapetype>
-        <v:shape id="_x0000_s1025" type="#_x0000_t75" alt="" style="position:absolute;left:0;text-align:left;margin-left:-57.65pt;margin-top:-35.55pt;width:610.4pt;height:100.2pt;z-index:1;mso-wrap-edited:f;mso-width-percent:0;mso-height-percent:0;mso-width-percent:0;mso-height-percent:0">
+        <v:shape id="_x0000_s1025" type="#_x0000_t75" alt="" style="position:absolute;left:0;text-align:left;margin-left:-57.65pt;margin-top:-35.55pt;width:610.4pt;height:100.2pt;z-index:251657728;mso-wrap-edited:f;mso-width-percent:0;mso-height-percent:0;mso-width-percent:0;mso-height-percent:0">
           <v:imagedata r:id="rId1" o:title="Untitled-4"/>
           <w10:wrap type="square"/>
         </v:shape>
@@ -3879,6 +3725,119 @@
     </w:lvl>
   </w:abstractNum>
   <w:abstractNum w:abstractNumId="3" w15:restartNumberingAfterBreak="0">
+    <w:nsid w:val="14F52E3B"/>
+    <w:multiLevelType w:val="hybridMultilevel"/>
+    <w:tmpl w:val="AE2EB6EA"/>
+    <w:lvl w:ilvl="0" w:tplc="14090001">
+      <w:start w:val="1"/>
+      <w:numFmt w:val="bullet"/>
+      <w:lvlText w:val=""/>
+      <w:lvlJc w:val="left"/>
+      <w:pPr>
+        <w:ind w:left="360" w:hanging="360"/>
+      </w:pPr>
+      <w:rPr>
+        <w:rFonts w:ascii="Symbol" w:hAnsi="Symbol" w:hint="default"/>
+      </w:rPr>
+    </w:lvl>
+    <w:lvl w:ilvl="1" w:tplc="14090003" w:tentative="1">
+      <w:start w:val="1"/>
+      <w:numFmt w:val="bullet"/>
+      <w:lvlText w:val="o"/>
+      <w:lvlJc w:val="left"/>
+      <w:pPr>
+        <w:ind w:left="1080" w:hanging="360"/>
+      </w:pPr>
+      <w:rPr>
+        <w:rFonts w:ascii="Courier New" w:hAnsi="Courier New" w:cs="Courier New" w:hint="default"/>
+      </w:rPr>
+    </w:lvl>
+    <w:lvl w:ilvl="2" w:tplc="14090005" w:tentative="1">
+      <w:start w:val="1"/>
+      <w:numFmt w:val="bullet"/>
+      <w:lvlText w:val=""/>
+      <w:lvlJc w:val="left"/>
+      <w:pPr>
+        <w:ind w:left="1800" w:hanging="360"/>
+      </w:pPr>
+      <w:rPr>
+        <w:rFonts w:ascii="Wingdings" w:hAnsi="Wingdings" w:hint="default"/>
+      </w:rPr>
+    </w:lvl>
+    <w:lvl w:ilvl="3" w:tplc="14090001" w:tentative="1">
+      <w:start w:val="1"/>
+      <w:numFmt w:val="bullet"/>
+      <w:lvlText w:val=""/>
+      <w:lvlJc w:val="left"/>
+      <w:pPr>
+        <w:ind w:left="2520" w:hanging="360"/>
+      </w:pPr>
+      <w:rPr>
+        <w:rFonts w:ascii="Symbol" w:hAnsi="Symbol" w:hint="default"/>
+      </w:rPr>
+    </w:lvl>
+    <w:lvl w:ilvl="4" w:tplc="14090003" w:tentative="1">
+      <w:start w:val="1"/>
+      <w:numFmt w:val="bullet"/>
+      <w:lvlText w:val="o"/>
+      <w:lvlJc w:val="left"/>
+      <w:pPr>
+        <w:ind w:left="3240" w:hanging="360"/>
+      </w:pPr>
+      <w:rPr>
+        <w:rFonts w:ascii="Courier New" w:hAnsi="Courier New" w:cs="Courier New" w:hint="default"/>
+      </w:rPr>
+    </w:lvl>
+    <w:lvl w:ilvl="5" w:tplc="14090005" w:tentative="1">
+      <w:start w:val="1"/>
+      <w:numFmt w:val="bullet"/>
+      <w:lvlText w:val=""/>
+      <w:lvlJc w:val="left"/>
+      <w:pPr>
+        <w:ind w:left="3960" w:hanging="360"/>
+      </w:pPr>
+      <w:rPr>
+        <w:rFonts w:ascii="Wingdings" w:hAnsi="Wingdings" w:hint="default"/>
+      </w:rPr>
+    </w:lvl>
+    <w:lvl w:ilvl="6" w:tplc="14090001" w:tentative="1">
+      <w:start w:val="1"/>
+      <w:numFmt w:val="bullet"/>
+      <w:lvlText w:val=""/>
+      <w:lvlJc w:val="left"/>
+      <w:pPr>
+        <w:ind w:left="4680" w:hanging="360"/>
+      </w:pPr>
+      <w:rPr>
+        <w:rFonts w:ascii="Symbol" w:hAnsi="Symbol" w:hint="default"/>
+      </w:rPr>
+    </w:lvl>
+    <w:lvl w:ilvl="7" w:tplc="14090003" w:tentative="1">
+      <w:start w:val="1"/>
+      <w:numFmt w:val="bullet"/>
+      <w:lvlText w:val="o"/>
+      <w:lvlJc w:val="left"/>
+      <w:pPr>
+        <w:ind w:left="5400" w:hanging="360"/>
+      </w:pPr>
+      <w:rPr>
+        <w:rFonts w:ascii="Courier New" w:hAnsi="Courier New" w:cs="Courier New" w:hint="default"/>
+      </w:rPr>
+    </w:lvl>
+    <w:lvl w:ilvl="8" w:tplc="14090005" w:tentative="1">
+      <w:start w:val="1"/>
+      <w:numFmt w:val="bullet"/>
+      <w:lvlText w:val=""/>
+      <w:lvlJc w:val="left"/>
+      <w:pPr>
+        <w:ind w:left="6120" w:hanging="360"/>
+      </w:pPr>
+      <w:rPr>
+        <w:rFonts w:ascii="Wingdings" w:hAnsi="Wingdings" w:hint="default"/>
+      </w:rPr>
+    </w:lvl>
+  </w:abstractNum>
+  <w:abstractNum w:abstractNumId="4" w15:restartNumberingAfterBreak="0">
     <w:nsid w:val="16184322"/>
     <w:multiLevelType w:val="hybridMultilevel"/>
     <w:tmpl w:val="8570A53A"/>
@@ -3967,7 +3926,7 @@
       </w:pPr>
     </w:lvl>
   </w:abstractNum>
-  <w:abstractNum w:abstractNumId="4" w15:restartNumberingAfterBreak="0">
+  <w:abstractNum w:abstractNumId="5" w15:restartNumberingAfterBreak="0">
     <w:nsid w:val="16527F17"/>
     <w:multiLevelType w:val="hybridMultilevel"/>
     <w:tmpl w:val="94EA5074"/>
@@ -4053,7 +4012,7 @@
       </w:pPr>
     </w:lvl>
   </w:abstractNum>
-  <w:abstractNum w:abstractNumId="5" w15:restartNumberingAfterBreak="0">
+  <w:abstractNum w:abstractNumId="6" w15:restartNumberingAfterBreak="0">
     <w:nsid w:val="16FE30E8"/>
     <w:multiLevelType w:val="hybridMultilevel"/>
     <w:tmpl w:val="8570A53A"/>
@@ -4142,7 +4101,120 @@
       </w:pPr>
     </w:lvl>
   </w:abstractNum>
-  <w:abstractNum w:abstractNumId="6" w15:restartNumberingAfterBreak="0">
+  <w:abstractNum w:abstractNumId="7" w15:restartNumberingAfterBreak="0">
+    <w:nsid w:val="18EC5C08"/>
+    <w:multiLevelType w:val="hybridMultilevel"/>
+    <w:tmpl w:val="EA928854"/>
+    <w:lvl w:ilvl="0" w:tplc="14090001">
+      <w:start w:val="1"/>
+      <w:numFmt w:val="bullet"/>
+      <w:lvlText w:val=""/>
+      <w:lvlJc w:val="left"/>
+      <w:pPr>
+        <w:ind w:left="360" w:hanging="360"/>
+      </w:pPr>
+      <w:rPr>
+        <w:rFonts w:ascii="Symbol" w:hAnsi="Symbol" w:hint="default"/>
+      </w:rPr>
+    </w:lvl>
+    <w:lvl w:ilvl="1" w:tplc="14090003" w:tentative="1">
+      <w:start w:val="1"/>
+      <w:numFmt w:val="bullet"/>
+      <w:lvlText w:val="o"/>
+      <w:lvlJc w:val="left"/>
+      <w:pPr>
+        <w:ind w:left="1080" w:hanging="360"/>
+      </w:pPr>
+      <w:rPr>
+        <w:rFonts w:ascii="Courier New" w:hAnsi="Courier New" w:cs="Courier New" w:hint="default"/>
+      </w:rPr>
+    </w:lvl>
+    <w:lvl w:ilvl="2" w:tplc="14090005" w:tentative="1">
+      <w:start w:val="1"/>
+      <w:numFmt w:val="bullet"/>
+      <w:lvlText w:val=""/>
+      <w:lvlJc w:val="left"/>
+      <w:pPr>
+        <w:ind w:left="1800" w:hanging="360"/>
+      </w:pPr>
+      <w:rPr>
+        <w:rFonts w:ascii="Wingdings" w:hAnsi="Wingdings" w:hint="default"/>
+      </w:rPr>
+    </w:lvl>
+    <w:lvl w:ilvl="3" w:tplc="14090001" w:tentative="1">
+      <w:start w:val="1"/>
+      <w:numFmt w:val="bullet"/>
+      <w:lvlText w:val=""/>
+      <w:lvlJc w:val="left"/>
+      <w:pPr>
+        <w:ind w:left="2520" w:hanging="360"/>
+      </w:pPr>
+      <w:rPr>
+        <w:rFonts w:ascii="Symbol" w:hAnsi="Symbol" w:hint="default"/>
+      </w:rPr>
+    </w:lvl>
+    <w:lvl w:ilvl="4" w:tplc="14090003" w:tentative="1">
+      <w:start w:val="1"/>
+      <w:numFmt w:val="bullet"/>
+      <w:lvlText w:val="o"/>
+      <w:lvlJc w:val="left"/>
+      <w:pPr>
+        <w:ind w:left="3240" w:hanging="360"/>
+      </w:pPr>
+      <w:rPr>
+        <w:rFonts w:ascii="Courier New" w:hAnsi="Courier New" w:cs="Courier New" w:hint="default"/>
+      </w:rPr>
+    </w:lvl>
+    <w:lvl w:ilvl="5" w:tplc="14090005" w:tentative="1">
+      <w:start w:val="1"/>
+      <w:numFmt w:val="bullet"/>
+      <w:lvlText w:val=""/>
+      <w:lvlJc w:val="left"/>
+      <w:pPr>
+        <w:ind w:left="3960" w:hanging="360"/>
+      </w:pPr>
+      <w:rPr>
+        <w:rFonts w:ascii="Wingdings" w:hAnsi="Wingdings" w:hint="default"/>
+      </w:rPr>
+    </w:lvl>
+    <w:lvl w:ilvl="6" w:tplc="14090001" w:tentative="1">
+      <w:start w:val="1"/>
+      <w:numFmt w:val="bullet"/>
+      <w:lvlText w:val=""/>
+      <w:lvlJc w:val="left"/>
+      <w:pPr>
+        <w:ind w:left="4680" w:hanging="360"/>
+      </w:pPr>
+      <w:rPr>
+        <w:rFonts w:ascii="Symbol" w:hAnsi="Symbol" w:hint="default"/>
+      </w:rPr>
+    </w:lvl>
+    <w:lvl w:ilvl="7" w:tplc="14090003" w:tentative="1">
+      <w:start w:val="1"/>
+      <w:numFmt w:val="bullet"/>
+      <w:lvlText w:val="o"/>
+      <w:lvlJc w:val="left"/>
+      <w:pPr>
+        <w:ind w:left="5400" w:hanging="360"/>
+      </w:pPr>
+      <w:rPr>
+        <w:rFonts w:ascii="Courier New" w:hAnsi="Courier New" w:cs="Courier New" w:hint="default"/>
+      </w:rPr>
+    </w:lvl>
+    <w:lvl w:ilvl="8" w:tplc="14090005" w:tentative="1">
+      <w:start w:val="1"/>
+      <w:numFmt w:val="bullet"/>
+      <w:lvlText w:val=""/>
+      <w:lvlJc w:val="left"/>
+      <w:pPr>
+        <w:ind w:left="6120" w:hanging="360"/>
+      </w:pPr>
+      <w:rPr>
+        <w:rFonts w:ascii="Wingdings" w:hAnsi="Wingdings" w:hint="default"/>
+      </w:rPr>
+    </w:lvl>
+  </w:abstractNum>
+  <w:abstractNum w:abstractNumId="8" w15:restartNumberingAfterBreak="0">
     <w:nsid w:val="1B0C5832"/>
     <w:multiLevelType w:val="hybridMultilevel"/>
     <w:tmpl w:val="94EA5074"/>
@@ -4228,7 +4300,7 @@
       </w:pPr>
     </w:lvl>
   </w:abstractNum>
-  <w:abstractNum w:abstractNumId="7" w15:restartNumberingAfterBreak="0">
+  <w:abstractNum w:abstractNumId="9" w15:restartNumberingAfterBreak="0">
     <w:nsid w:val="1C701DBD"/>
     <w:multiLevelType w:val="hybridMultilevel"/>
     <w:tmpl w:val="8570A53A"/>
@@ -4317,7 +4389,7 @@
       </w:pPr>
     </w:lvl>
   </w:abstractNum>
-  <w:abstractNum w:abstractNumId="8" w15:restartNumberingAfterBreak="0">
+  <w:abstractNum w:abstractNumId="10" w15:restartNumberingAfterBreak="0">
     <w:nsid w:val="212823D0"/>
     <w:multiLevelType w:val="hybridMultilevel"/>
     <w:tmpl w:val="94EA5074"/>
@@ -4403,7 +4475,7 @@
       </w:pPr>
     </w:lvl>
   </w:abstractNum>
-  <w:abstractNum w:abstractNumId="9" w15:restartNumberingAfterBreak="0">
+  <w:abstractNum w:abstractNumId="11" w15:restartNumberingAfterBreak="0">
     <w:nsid w:val="22665830"/>
     <w:multiLevelType w:val="hybridMultilevel"/>
     <w:tmpl w:val="8570A53A"/>
@@ -4492,7 +4564,7 @@
       </w:pPr>
     </w:lvl>
   </w:abstractNum>
-  <w:abstractNum w:abstractNumId="10" w15:restartNumberingAfterBreak="0">
+  <w:abstractNum w:abstractNumId="12" w15:restartNumberingAfterBreak="0">
     <w:nsid w:val="22693C3E"/>
     <w:multiLevelType w:val="hybridMultilevel"/>
     <w:tmpl w:val="C0E49EAE"/>
@@ -4581,7 +4653,120 @@
       </w:pPr>
     </w:lvl>
   </w:abstractNum>
-  <w:abstractNum w:abstractNumId="11" w15:restartNumberingAfterBreak="0">
+  <w:abstractNum w:abstractNumId="13" w15:restartNumberingAfterBreak="0">
+    <w:nsid w:val="2F6C6E70"/>
+    <w:multiLevelType w:val="hybridMultilevel"/>
+    <w:tmpl w:val="2B9C4458"/>
+    <w:lvl w:ilvl="0" w:tplc="14090001">
+      <w:start w:val="1"/>
+      <w:numFmt w:val="bullet"/>
+      <w:lvlText w:val=""/>
+      <w:lvlJc w:val="left"/>
+      <w:pPr>
+        <w:ind w:left="360" w:hanging="360"/>
+      </w:pPr>
+      <w:rPr>
+        <w:rFonts w:ascii="Symbol" w:hAnsi="Symbol" w:hint="default"/>
+      </w:rPr>
+    </w:lvl>
+    <w:lvl w:ilvl="1" w:tplc="14090003" w:tentative="1">
+      <w:start w:val="1"/>
+      <w:numFmt w:val="bullet"/>
+      <w:lvlText w:val="o"/>
+      <w:lvlJc w:val="left"/>
+      <w:pPr>
+        <w:ind w:left="1080" w:hanging="360"/>
+      </w:pPr>
+      <w:rPr>
+        <w:rFonts w:ascii="Courier New" w:hAnsi="Courier New" w:cs="Courier New" w:hint="default"/>
+      </w:rPr>
+    </w:lvl>
+    <w:lvl w:ilvl="2" w:tplc="14090005" w:tentative="1">
+      <w:start w:val="1"/>
+      <w:numFmt w:val="bullet"/>
+      <w:lvlText w:val=""/>
+      <w:lvlJc w:val="left"/>
+      <w:pPr>
+        <w:ind w:left="1800" w:hanging="360"/>
+      </w:pPr>
+      <w:rPr>
+        <w:rFonts w:ascii="Wingdings" w:hAnsi="Wingdings" w:hint="default"/>
+      </w:rPr>
+    </w:lvl>
+    <w:lvl w:ilvl="3" w:tplc="14090001" w:tentative="1">
+      <w:start w:val="1"/>
+      <w:numFmt w:val="bullet"/>
+      <w:lvlText w:val=""/>
+      <w:lvlJc w:val="left"/>
+      <w:pPr>
+        <w:ind w:left="2520" w:hanging="360"/>
+      </w:pPr>
+      <w:rPr>
+        <w:rFonts w:ascii="Symbol" w:hAnsi="Symbol" w:hint="default"/>
+      </w:rPr>
+    </w:lvl>
+    <w:lvl w:ilvl="4" w:tplc="14090003" w:tentative="1">
+      <w:start w:val="1"/>
+      <w:numFmt w:val="bullet"/>
+      <w:lvlText w:val="o"/>
+      <w:lvlJc w:val="left"/>
+      <w:pPr>
+        <w:ind w:left="3240" w:hanging="360"/>
+      </w:pPr>
+      <w:rPr>
+        <w:rFonts w:ascii="Courier New" w:hAnsi="Courier New" w:cs="Courier New" w:hint="default"/>
+      </w:rPr>
+    </w:lvl>
+    <w:lvl w:ilvl="5" w:tplc="14090005" w:tentative="1">
+      <w:start w:val="1"/>
+      <w:numFmt w:val="bullet"/>
+      <w:lvlText w:val=""/>
+      <w:lvlJc w:val="left"/>
+      <w:pPr>
+        <w:ind w:left="3960" w:hanging="360"/>
+      </w:pPr>
+      <w:rPr>
+        <w:rFonts w:ascii="Wingdings" w:hAnsi="Wingdings" w:hint="default"/>
+      </w:rPr>
+    </w:lvl>
+    <w:lvl w:ilvl="6" w:tplc="14090001" w:tentative="1">
+      <w:start w:val="1"/>
+      <w:numFmt w:val="bullet"/>
+      <w:lvlText w:val=""/>
+      <w:lvlJc w:val="left"/>
+      <w:pPr>
+        <w:ind w:left="4680" w:hanging="360"/>
+      </w:pPr>
+      <w:rPr>
+        <w:rFonts w:ascii="Symbol" w:hAnsi="Symbol" w:hint="default"/>
+      </w:rPr>
+    </w:lvl>
+    <w:lvl w:ilvl="7" w:tplc="14090003" w:tentative="1">
+      <w:start w:val="1"/>
+      <w:numFmt w:val="bullet"/>
+      <w:lvlText w:val="o"/>
+      <w:lvlJc w:val="left"/>
+      <w:pPr>
+        <w:ind w:left="5400" w:hanging="360"/>
+      </w:pPr>
+      <w:rPr>
+        <w:rFonts w:ascii="Courier New" w:hAnsi="Courier New" w:cs="Courier New" w:hint="default"/>
+      </w:rPr>
+    </w:lvl>
+    <w:lvl w:ilvl="8" w:tplc="14090005" w:tentative="1">
+      <w:start w:val="1"/>
+      <w:numFmt w:val="bullet"/>
+      <w:lvlText w:val=""/>
+      <w:lvlJc w:val="left"/>
+      <w:pPr>
+        <w:ind w:left="6120" w:hanging="360"/>
+      </w:pPr>
+      <w:rPr>
+        <w:rFonts w:ascii="Wingdings" w:hAnsi="Wingdings" w:hint="default"/>
+      </w:rPr>
+    </w:lvl>
+  </w:abstractNum>
+  <w:abstractNum w:abstractNumId="14" w15:restartNumberingAfterBreak="0">
     <w:nsid w:val="31DA3354"/>
     <w:multiLevelType w:val="hybridMultilevel"/>
     <w:tmpl w:val="BECE77BE"/>
@@ -4667,7 +4852,7 @@
       </w:pPr>
     </w:lvl>
   </w:abstractNum>
-  <w:abstractNum w:abstractNumId="12" w15:restartNumberingAfterBreak="0">
+  <w:abstractNum w:abstractNumId="15" w15:restartNumberingAfterBreak="0">
     <w:nsid w:val="38597691"/>
     <w:multiLevelType w:val="hybridMultilevel"/>
     <w:tmpl w:val="E104D2C6"/>
@@ -4780,7 +4965,7 @@
       </w:pPr>
     </w:lvl>
   </w:abstractNum>
-  <w:abstractNum w:abstractNumId="13" w15:restartNumberingAfterBreak="0">
+  <w:abstractNum w:abstractNumId="16" w15:restartNumberingAfterBreak="0">
     <w:nsid w:val="49FA380A"/>
     <w:multiLevelType w:val="hybridMultilevel"/>
     <w:tmpl w:val="1676110C"/>
@@ -4869,7 +5054,7 @@
       </w:pPr>
     </w:lvl>
   </w:abstractNum>
-  <w:abstractNum w:abstractNumId="14" w15:restartNumberingAfterBreak="0">
+  <w:abstractNum w:abstractNumId="17" w15:restartNumberingAfterBreak="0">
     <w:nsid w:val="4FAA006A"/>
     <w:multiLevelType w:val="hybridMultilevel"/>
     <w:tmpl w:val="94EA5074"/>
@@ -4955,7 +5140,7 @@
       </w:pPr>
     </w:lvl>
   </w:abstractNum>
-  <w:abstractNum w:abstractNumId="15" w15:restartNumberingAfterBreak="0">
+  <w:abstractNum w:abstractNumId="18" w15:restartNumberingAfterBreak="0">
     <w:nsid w:val="5CEF0FC2"/>
     <w:multiLevelType w:val="hybridMultilevel"/>
     <w:tmpl w:val="A1E2E83A"/>
@@ -5068,7 +5253,7 @@
       </w:rPr>
     </w:lvl>
   </w:abstractNum>
-  <w:abstractNum w:abstractNumId="16" w15:restartNumberingAfterBreak="0">
+  <w:abstractNum w:abstractNumId="19" w15:restartNumberingAfterBreak="0">
     <w:nsid w:val="61E5548B"/>
     <w:multiLevelType w:val="hybridMultilevel"/>
     <w:tmpl w:val="8570A53A"/>
@@ -5157,7 +5342,7 @@
       </w:pPr>
     </w:lvl>
   </w:abstractNum>
-  <w:abstractNum w:abstractNumId="17" w15:restartNumberingAfterBreak="0">
+  <w:abstractNum w:abstractNumId="20" w15:restartNumberingAfterBreak="0">
     <w:nsid w:val="65B065B4"/>
     <w:multiLevelType w:val="hybridMultilevel"/>
     <w:tmpl w:val="5D700912"/>
@@ -5271,7 +5456,7 @@
       </w:rPr>
     </w:lvl>
   </w:abstractNum>
-  <w:abstractNum w:abstractNumId="18" w15:restartNumberingAfterBreak="0">
+  <w:abstractNum w:abstractNumId="21" w15:restartNumberingAfterBreak="0">
     <w:nsid w:val="68F95964"/>
     <w:multiLevelType w:val="hybridMultilevel"/>
     <w:tmpl w:val="9ACAB83E"/>
@@ -5384,7 +5569,7 @@
       </w:rPr>
     </w:lvl>
   </w:abstractNum>
-  <w:abstractNum w:abstractNumId="19" w15:restartNumberingAfterBreak="0">
+  <w:abstractNum w:abstractNumId="22" w15:restartNumberingAfterBreak="0">
     <w:nsid w:val="6C704C18"/>
     <w:multiLevelType w:val="hybridMultilevel"/>
     <w:tmpl w:val="67D27778"/>
@@ -5473,7 +5658,7 @@
       </w:pPr>
     </w:lvl>
   </w:abstractNum>
-  <w:abstractNum w:abstractNumId="20" w15:restartNumberingAfterBreak="0">
+  <w:abstractNum w:abstractNumId="23" w15:restartNumberingAfterBreak="0">
     <w:nsid w:val="73560715"/>
     <w:multiLevelType w:val="hybridMultilevel"/>
     <w:tmpl w:val="BECE77BE"/>
@@ -5559,7 +5744,7 @@
       </w:pPr>
     </w:lvl>
   </w:abstractNum>
-  <w:abstractNum w:abstractNumId="21" w15:restartNumberingAfterBreak="0">
+  <w:abstractNum w:abstractNumId="24" w15:restartNumberingAfterBreak="0">
     <w:nsid w:val="74AA6EC1"/>
     <w:multiLevelType w:val="hybridMultilevel"/>
     <w:tmpl w:val="8570A53A"/>
@@ -5648,7 +5833,7 @@
       </w:pPr>
     </w:lvl>
   </w:abstractNum>
-  <w:abstractNum w:abstractNumId="22" w15:restartNumberingAfterBreak="0">
+  <w:abstractNum w:abstractNumId="25" w15:restartNumberingAfterBreak="0">
     <w:nsid w:val="77AC42FB"/>
     <w:multiLevelType w:val="hybridMultilevel"/>
     <w:tmpl w:val="BECE77BE"/>
@@ -5734,7 +5919,7 @@
       </w:pPr>
     </w:lvl>
   </w:abstractNum>
-  <w:abstractNum w:abstractNumId="23" w15:restartNumberingAfterBreak="0">
+  <w:abstractNum w:abstractNumId="26" w15:restartNumberingAfterBreak="0">
     <w:nsid w:val="7FB34F34"/>
     <w:multiLevelType w:val="hybridMultilevel"/>
     <w:tmpl w:val="A66C2B76"/>
@@ -5851,73 +6036,82 @@
     <w:abstractNumId w:val="0"/>
   </w:num>
   <w:num w:numId="2" w16cid:durableId="568808052">
-    <w:abstractNumId w:val="12"/>
+    <w:abstractNumId w:val="15"/>
   </w:num>
   <w:num w:numId="3" w16cid:durableId="1871723137">
-    <w:abstractNumId w:val="17"/>
+    <w:abstractNumId w:val="20"/>
   </w:num>
   <w:num w:numId="4" w16cid:durableId="466747827">
-    <w:abstractNumId w:val="6"/>
+    <w:abstractNumId w:val="8"/>
   </w:num>
   <w:num w:numId="5" w16cid:durableId="1839416192">
     <w:abstractNumId w:val="2"/>
   </w:num>
   <w:num w:numId="6" w16cid:durableId="1474061882">
-    <w:abstractNumId w:val="8"/>
+    <w:abstractNumId w:val="10"/>
   </w:num>
   <w:num w:numId="7" w16cid:durableId="145901084">
-    <w:abstractNumId w:val="14"/>
+    <w:abstractNumId w:val="17"/>
   </w:num>
   <w:num w:numId="8" w16cid:durableId="1516842437">
+    <w:abstractNumId w:val="5"/>
+  </w:num>
+  <w:num w:numId="9" w16cid:durableId="292370289">
+    <w:abstractNumId w:val="12"/>
+  </w:num>
+  <w:num w:numId="10" w16cid:durableId="897014304">
+    <w:abstractNumId w:val="22"/>
+  </w:num>
+  <w:num w:numId="11" w16cid:durableId="882012758">
+    <w:abstractNumId w:val="16"/>
+  </w:num>
+  <w:num w:numId="12" w16cid:durableId="702285785">
+    <w:abstractNumId w:val="24"/>
+  </w:num>
+  <w:num w:numId="13" w16cid:durableId="762915624">
+    <w:abstractNumId w:val="6"/>
+  </w:num>
+  <w:num w:numId="14" w16cid:durableId="1239755907">
+    <w:abstractNumId w:val="19"/>
+  </w:num>
+  <w:num w:numId="15" w16cid:durableId="1728913164">
+    <w:abstractNumId w:val="9"/>
+  </w:num>
+  <w:num w:numId="16" w16cid:durableId="1332834968">
+    <w:abstractNumId w:val="11"/>
+  </w:num>
+  <w:num w:numId="17" w16cid:durableId="2016761938">
     <w:abstractNumId w:val="4"/>
   </w:num>
-  <w:num w:numId="9" w16cid:durableId="292370289">
-    <w:abstractNumId w:val="10"/>
-  </w:num>
-  <w:num w:numId="10" w16cid:durableId="897014304">
-    <w:abstractNumId w:val="19"/>
-  </w:num>
-  <w:num w:numId="11" w16cid:durableId="882012758">
-    <w:abstractNumId w:val="13"/>
-  </w:num>
-  <w:num w:numId="12" w16cid:durableId="702285785">
-    <w:abstractNumId w:val="21"/>
-  </w:num>
-  <w:num w:numId="13" w16cid:durableId="762915624">
-    <w:abstractNumId w:val="5"/>
-  </w:num>
-  <w:num w:numId="14" w16cid:durableId="1239755907">
-    <w:abstractNumId w:val="16"/>
-  </w:num>
-  <w:num w:numId="15" w16cid:durableId="1728913164">
-    <w:abstractNumId w:val="7"/>
-  </w:num>
-  <w:num w:numId="16" w16cid:durableId="1332834968">
-    <w:abstractNumId w:val="9"/>
-  </w:num>
-  <w:num w:numId="17" w16cid:durableId="2016761938">
-    <w:abstractNumId w:val="3"/>
-  </w:num>
   <w:num w:numId="18" w16cid:durableId="312878469">
-    <w:abstractNumId w:val="22"/>
+    <w:abstractNumId w:val="25"/>
   </w:num>
   <w:num w:numId="19" w16cid:durableId="600650231">
     <w:abstractNumId w:val="1"/>
   </w:num>
   <w:num w:numId="20" w16cid:durableId="2101677565">
-    <w:abstractNumId w:val="11"/>
+    <w:abstractNumId w:val="14"/>
   </w:num>
   <w:num w:numId="21" w16cid:durableId="1710757090">
-    <w:abstractNumId w:val="20"/>
+    <w:abstractNumId w:val="23"/>
   </w:num>
   <w:num w:numId="22" w16cid:durableId="106432385">
-    <w:abstractNumId w:val="15"/>
+    <w:abstractNumId w:val="18"/>
   </w:num>
   <w:num w:numId="23" w16cid:durableId="1516311587">
-    <w:abstractNumId w:val="23"/>
+    <w:abstractNumId w:val="26"/>
   </w:num>
   <w:num w:numId="24" w16cid:durableId="1817915176">
-    <w:abstractNumId w:val="18"/>
+    <w:abstractNumId w:val="21"/>
+  </w:num>
+  <w:num w:numId="25" w16cid:durableId="1628005296">
+    <w:abstractNumId w:val="7"/>
+  </w:num>
+  <w:num w:numId="26" w16cid:durableId="2048679512">
+    <w:abstractNumId w:val="13"/>
+  </w:num>
+  <w:num w:numId="27" w16cid:durableId="144397714">
+    <w:abstractNumId w:val="3"/>
   </w:num>
 </w:numbering>
 </file>
